--- a/docs/tables/entire/sec4_throm_2.docx
+++ b/docs/tables/entire/sec4_throm_2.docx
@@ -944,7 +944,7 @@
                 <w:szCs w:val="22"/>
                 <w:color w:val="000000"/>
               </w:rPr>
-              <w:t xml:space="preserve">1.10, 1.30</w:t>
+              <w:t xml:space="preserve">1.11, 1.31</w:t>
             </w:r>
           </w:p>
         </w:tc>
@@ -1374,6 +1374,218 @@
                 <w:szCs w:val="22"/>
                 <w:color w:val="000000"/>
               </w:rPr>
+              <w:t xml:space="preserve">1.01</w:t>
+            </w:r>
+          </w:p>
+        </w:tc>
+        <w:tc>
+          <w:tcPr>
+            <w:tcBorders>
+              <w:bottom w:val="none" w:sz="0" w:space="0" w:color="000000"/>
+              <w:top w:val="none" w:sz="0" w:space="0" w:color="000000"/>
+              <w:left w:val="none" w:sz="0" w:space="0" w:color="000000"/>
+              <w:right w:val="none" w:sz="0" w:space="0" w:color="000000"/>
+            </w:tcBorders>
+            <w:shd w:val="clear" w:color="auto" w:fill="FFFFFF"/>
+            <w:tcMar>
+              <w:top w:w="0" w:type="dxa"/>
+              <w:bottom w:w="0" w:type="dxa"/>
+              <w:left w:w="0" w:type="dxa"/>
+              <w:right w:w="0" w:type="dxa"/>
+            </w:tcMar>
+            <w:vAlign w:val="top"/>
+          </w:tcPr>
+          <w:p>
+            <w:pPr>
+              <w:pStyle w:val="Normal"/>
+              <w:jc w:val="center"/>
+              <w:pBdr>
+                <w:bottom w:val="none" w:sz="0" w:space="0" w:color="000000"/>
+                <w:top w:val="none" w:sz="0" w:space="0" w:color="000000"/>
+                <w:left w:val="none" w:sz="0" w:space="0" w:color="000000"/>
+                <w:right w:val="none" w:sz="0" w:space="0" w:color="000000"/>
+              </w:pBdr>
+              <w:spacing w:after="100" w:before="100" w:line="240"/>
+              <w:ind w:left="100" w:right="100" w:firstLine="0" w:firstLineChars="0"/>
+              <w:rPr>
+                <w:rFonts w:ascii="Helvetica" w:hAnsi="Helvetica" w:eastAsia="Helvetica" w:cs="Helvetica"/>
+                <w:i w:val="false"/>
+                <w:b w:val="false"/>
+                <w:u w:val="none"/>
+                <w:sz w:val="22"/>
+                <w:szCs w:val="22"/>
+                <w:color w:val="000000"/>
+              </w:rPr>
+            </w:pPr>
+            <w:r>
+              <w:rPr>
+                <w:rFonts w:ascii="Helvetica" w:hAnsi="Helvetica" w:eastAsia="Helvetica" w:cs="Helvetica"/>
+                <w:i w:val="false"/>
+                <w:b w:val="false"/>
+                <w:u w:val="none"/>
+                <w:sz w:val="22"/>
+                <w:szCs w:val="22"/>
+                <w:color w:val="000000"/>
+              </w:rPr>
+              <w:t xml:space="preserve">0.99, 1.02</w:t>
+            </w:r>
+          </w:p>
+        </w:tc>
+        <w:tc>
+          <w:tcPr>
+            <w:tcBorders>
+              <w:bottom w:val="none" w:sz="0" w:space="0" w:color="000000"/>
+              <w:top w:val="none" w:sz="0" w:space="0" w:color="000000"/>
+              <w:left w:val="none" w:sz="0" w:space="0" w:color="000000"/>
+              <w:right w:val="none" w:sz="0" w:space="0" w:color="000000"/>
+            </w:tcBorders>
+            <w:shd w:val="clear" w:color="auto" w:fill="FFFFFF"/>
+            <w:tcMar>
+              <w:top w:w="0" w:type="dxa"/>
+              <w:bottom w:w="0" w:type="dxa"/>
+              <w:left w:w="0" w:type="dxa"/>
+              <w:right w:w="0" w:type="dxa"/>
+            </w:tcMar>
+            <w:vAlign w:val="top"/>
+          </w:tcPr>
+          <w:p>
+            <w:pPr>
+              <w:pStyle w:val="Normal"/>
+              <w:jc w:val="center"/>
+              <w:pBdr>
+                <w:bottom w:val="none" w:sz="0" w:space="0" w:color="000000"/>
+                <w:top w:val="none" w:sz="0" w:space="0" w:color="000000"/>
+                <w:left w:val="none" w:sz="0" w:space="0" w:color="000000"/>
+                <w:right w:val="none" w:sz="0" w:space="0" w:color="000000"/>
+              </w:pBdr>
+              <w:spacing w:after="100" w:before="100" w:line="240"/>
+              <w:ind w:left="100" w:right="100" w:firstLine="0" w:firstLineChars="0"/>
+              <w:rPr>
+                <w:rFonts w:ascii="Helvetica" w:hAnsi="Helvetica" w:eastAsia="Helvetica" w:cs="Helvetica"/>
+                <w:i w:val="false"/>
+                <w:b w:val="false"/>
+                <w:u w:val="none"/>
+                <w:sz w:val="22"/>
+                <w:szCs w:val="22"/>
+                <w:color w:val="000000"/>
+              </w:rPr>
+            </w:pPr>
+            <w:r>
+              <w:rPr>
+                <w:rFonts w:ascii="Helvetica" w:hAnsi="Helvetica" w:eastAsia="Helvetica" w:cs="Helvetica"/>
+                <w:i w:val="false"/>
+                <w:b w:val="false"/>
+                <w:u w:val="none"/>
+                <w:sz w:val="22"/>
+                <w:szCs w:val="22"/>
+                <w:color w:val="000000"/>
+              </w:rPr>
+              <w:t xml:space="preserve">0.430</w:t>
+            </w:r>
+          </w:p>
+        </w:tc>
+        <w:tc>
+          <w:tcPr>
+            <w:tcBorders>
+              <w:bottom w:val="none" w:sz="0" w:space="0" w:color="000000"/>
+              <w:top w:val="none" w:sz="0" w:space="0" w:color="000000"/>
+              <w:left w:val="none" w:sz="0" w:space="0" w:color="000000"/>
+              <w:right w:val="none" w:sz="0" w:space="0" w:color="000000"/>
+            </w:tcBorders>
+            <w:shd w:val="clear" w:color="auto" w:fill="FFFFFF"/>
+            <w:tcMar>
+              <w:top w:w="0" w:type="dxa"/>
+              <w:bottom w:w="0" w:type="dxa"/>
+              <w:left w:w="0" w:type="dxa"/>
+              <w:right w:w="0" w:type="dxa"/>
+            </w:tcMar>
+            <w:vAlign w:val="top"/>
+          </w:tcPr>
+          <w:p>
+            <w:pPr>
+              <w:pStyle w:val="Normal"/>
+              <w:jc w:val="center"/>
+              <w:pBdr>
+                <w:bottom w:val="none" w:sz="0" w:space="0" w:color="000000"/>
+                <w:top w:val="none" w:sz="0" w:space="0" w:color="000000"/>
+                <w:left w:val="none" w:sz="0" w:space="0" w:color="000000"/>
+                <w:right w:val="none" w:sz="0" w:space="0" w:color="000000"/>
+              </w:pBdr>
+              <w:spacing w:after="100" w:before="100" w:line="240"/>
+              <w:ind w:left="100" w:right="100" w:firstLine="0" w:firstLineChars="0"/>
+              <w:rPr>
+                <w:rFonts w:ascii="Helvetica" w:hAnsi="Helvetica" w:eastAsia="Helvetica" w:cs="Helvetica"/>
+                <w:i w:val="false"/>
+                <w:b w:val="false"/>
+                <w:u w:val="none"/>
+                <w:sz w:val="22"/>
+                <w:szCs w:val="22"/>
+                <w:color w:val="000000"/>
+              </w:rPr>
+            </w:pPr>
+            <w:r>
+              <w:rPr>
+                <w:rFonts w:ascii="Helvetica" w:hAnsi="Helvetica" w:eastAsia="Helvetica" w:cs="Helvetica"/>
+                <w:i w:val="false"/>
+                <w:b w:val="false"/>
+                <w:u w:val="none"/>
+                <w:sz w:val="22"/>
+                <w:szCs w:val="22"/>
+                <w:color w:val="000000"/>
+              </w:rPr>
+              <w:t xml:space="preserve">943</w:t>
+            </w:r>
+          </w:p>
+        </w:tc>
+        <w:tc>
+          <w:tcPr>
+            <w:tcBorders>
+              <w:bottom w:val="none" w:sz="0" w:space="0" w:color="000000"/>
+              <w:top w:val="none" w:sz="0" w:space="0" w:color="000000"/>
+              <w:left w:val="none" w:sz="0" w:space="0" w:color="000000"/>
+              <w:right w:val="none" w:sz="0" w:space="0" w:color="000000"/>
+            </w:tcBorders>
+            <w:shd w:val="clear" w:color="auto" w:fill="FFFFFF"/>
+            <w:tcMar>
+              <w:top w:w="0" w:type="dxa"/>
+              <w:bottom w:w="0" w:type="dxa"/>
+              <w:left w:w="0" w:type="dxa"/>
+              <w:right w:w="0" w:type="dxa"/>
+            </w:tcMar>
+            <w:vAlign w:val="top"/>
+          </w:tcPr>
+          <w:p>
+            <w:pPr>
+              <w:pStyle w:val="Normal"/>
+              <w:jc w:val="center"/>
+              <w:pBdr>
+                <w:bottom w:val="none" w:sz="0" w:space="0" w:color="000000"/>
+                <w:top w:val="none" w:sz="0" w:space="0" w:color="000000"/>
+                <w:left w:val="none" w:sz="0" w:space="0" w:color="000000"/>
+                <w:right w:val="none" w:sz="0" w:space="0" w:color="000000"/>
+              </w:pBdr>
+              <w:spacing w:after="100" w:before="100" w:line="240"/>
+              <w:ind w:left="100" w:right="100" w:firstLine="0" w:firstLineChars="0"/>
+              <w:rPr>
+                <w:rFonts w:ascii="Helvetica" w:hAnsi="Helvetica" w:eastAsia="Helvetica" w:cs="Helvetica"/>
+                <w:i w:val="false"/>
+                <w:b w:val="false"/>
+                <w:u w:val="none"/>
+                <w:sz w:val="22"/>
+                <w:szCs w:val="22"/>
+                <w:color w:val="000000"/>
+              </w:rPr>
+            </w:pPr>
+            <w:r>
+              <w:rPr>
+                <w:rFonts w:ascii="Helvetica" w:hAnsi="Helvetica" w:eastAsia="Helvetica" w:cs="Helvetica"/>
+                <w:i w:val="false"/>
+                <w:b w:val="false"/>
+                <w:u w:val="none"/>
+                <w:sz w:val="22"/>
+                <w:szCs w:val="22"/>
+                <w:color w:val="000000"/>
+              </w:rPr>
               <w:t xml:space="preserve">1.00</w:t>
             </w:r>
           </w:p>
@@ -1427,218 +1639,6 @@
                 <w:szCs w:val="22"/>
                 <w:color w:val="000000"/>
               </w:rPr>
-              <w:t xml:space="preserve">0.99, 1.02</w:t>
-            </w:r>
-          </w:p>
-        </w:tc>
-        <w:tc>
-          <w:tcPr>
-            <w:tcBorders>
-              <w:bottom w:val="none" w:sz="0" w:space="0" w:color="000000"/>
-              <w:top w:val="none" w:sz="0" w:space="0" w:color="000000"/>
-              <w:left w:val="none" w:sz="0" w:space="0" w:color="000000"/>
-              <w:right w:val="none" w:sz="0" w:space="0" w:color="000000"/>
-            </w:tcBorders>
-            <w:shd w:val="clear" w:color="auto" w:fill="FFFFFF"/>
-            <w:tcMar>
-              <w:top w:w="0" w:type="dxa"/>
-              <w:bottom w:w="0" w:type="dxa"/>
-              <w:left w:w="0" w:type="dxa"/>
-              <w:right w:w="0" w:type="dxa"/>
-            </w:tcMar>
-            <w:vAlign w:val="top"/>
-          </w:tcPr>
-          <w:p>
-            <w:pPr>
-              <w:pStyle w:val="Normal"/>
-              <w:jc w:val="center"/>
-              <w:pBdr>
-                <w:bottom w:val="none" w:sz="0" w:space="0" w:color="000000"/>
-                <w:top w:val="none" w:sz="0" w:space="0" w:color="000000"/>
-                <w:left w:val="none" w:sz="0" w:space="0" w:color="000000"/>
-                <w:right w:val="none" w:sz="0" w:space="0" w:color="000000"/>
-              </w:pBdr>
-              <w:spacing w:after="100" w:before="100" w:line="240"/>
-              <w:ind w:left="100" w:right="100" w:firstLine="0" w:firstLineChars="0"/>
-              <w:rPr>
-                <w:rFonts w:ascii="Helvetica" w:hAnsi="Helvetica" w:eastAsia="Helvetica" w:cs="Helvetica"/>
-                <w:i w:val="false"/>
-                <w:b w:val="false"/>
-                <w:u w:val="none"/>
-                <w:sz w:val="22"/>
-                <w:szCs w:val="22"/>
-                <w:color w:val="000000"/>
-              </w:rPr>
-            </w:pPr>
-            <w:r>
-              <w:rPr>
-                <w:rFonts w:ascii="Helvetica" w:hAnsi="Helvetica" w:eastAsia="Helvetica" w:cs="Helvetica"/>
-                <w:i w:val="false"/>
-                <w:b w:val="false"/>
-                <w:u w:val="none"/>
-                <w:sz w:val="22"/>
-                <w:szCs w:val="22"/>
-                <w:color w:val="000000"/>
-              </w:rPr>
-              <w:t xml:space="preserve">0.480</w:t>
-            </w:r>
-          </w:p>
-        </w:tc>
-        <w:tc>
-          <w:tcPr>
-            <w:tcBorders>
-              <w:bottom w:val="none" w:sz="0" w:space="0" w:color="000000"/>
-              <w:top w:val="none" w:sz="0" w:space="0" w:color="000000"/>
-              <w:left w:val="none" w:sz="0" w:space="0" w:color="000000"/>
-              <w:right w:val="none" w:sz="0" w:space="0" w:color="000000"/>
-            </w:tcBorders>
-            <w:shd w:val="clear" w:color="auto" w:fill="FFFFFF"/>
-            <w:tcMar>
-              <w:top w:w="0" w:type="dxa"/>
-              <w:bottom w:w="0" w:type="dxa"/>
-              <w:left w:w="0" w:type="dxa"/>
-              <w:right w:w="0" w:type="dxa"/>
-            </w:tcMar>
-            <w:vAlign w:val="top"/>
-          </w:tcPr>
-          <w:p>
-            <w:pPr>
-              <w:pStyle w:val="Normal"/>
-              <w:jc w:val="center"/>
-              <w:pBdr>
-                <w:bottom w:val="none" w:sz="0" w:space="0" w:color="000000"/>
-                <w:top w:val="none" w:sz="0" w:space="0" w:color="000000"/>
-                <w:left w:val="none" w:sz="0" w:space="0" w:color="000000"/>
-                <w:right w:val="none" w:sz="0" w:space="0" w:color="000000"/>
-              </w:pBdr>
-              <w:spacing w:after="100" w:before="100" w:line="240"/>
-              <w:ind w:left="100" w:right="100" w:firstLine="0" w:firstLineChars="0"/>
-              <w:rPr>
-                <w:rFonts w:ascii="Helvetica" w:hAnsi="Helvetica" w:eastAsia="Helvetica" w:cs="Helvetica"/>
-                <w:i w:val="false"/>
-                <w:b w:val="false"/>
-                <w:u w:val="none"/>
-                <w:sz w:val="22"/>
-                <w:szCs w:val="22"/>
-                <w:color w:val="000000"/>
-              </w:rPr>
-            </w:pPr>
-            <w:r>
-              <w:rPr>
-                <w:rFonts w:ascii="Helvetica" w:hAnsi="Helvetica" w:eastAsia="Helvetica" w:cs="Helvetica"/>
-                <w:i w:val="false"/>
-                <w:b w:val="false"/>
-                <w:u w:val="none"/>
-                <w:sz w:val="22"/>
-                <w:szCs w:val="22"/>
-                <w:color w:val="000000"/>
-              </w:rPr>
-              <w:t xml:space="preserve">943</w:t>
-            </w:r>
-          </w:p>
-        </w:tc>
-        <w:tc>
-          <w:tcPr>
-            <w:tcBorders>
-              <w:bottom w:val="none" w:sz="0" w:space="0" w:color="000000"/>
-              <w:top w:val="none" w:sz="0" w:space="0" w:color="000000"/>
-              <w:left w:val="none" w:sz="0" w:space="0" w:color="000000"/>
-              <w:right w:val="none" w:sz="0" w:space="0" w:color="000000"/>
-            </w:tcBorders>
-            <w:shd w:val="clear" w:color="auto" w:fill="FFFFFF"/>
-            <w:tcMar>
-              <w:top w:w="0" w:type="dxa"/>
-              <w:bottom w:w="0" w:type="dxa"/>
-              <w:left w:w="0" w:type="dxa"/>
-              <w:right w:w="0" w:type="dxa"/>
-            </w:tcMar>
-            <w:vAlign w:val="top"/>
-          </w:tcPr>
-          <w:p>
-            <w:pPr>
-              <w:pStyle w:val="Normal"/>
-              <w:jc w:val="center"/>
-              <w:pBdr>
-                <w:bottom w:val="none" w:sz="0" w:space="0" w:color="000000"/>
-                <w:top w:val="none" w:sz="0" w:space="0" w:color="000000"/>
-                <w:left w:val="none" w:sz="0" w:space="0" w:color="000000"/>
-                <w:right w:val="none" w:sz="0" w:space="0" w:color="000000"/>
-              </w:pBdr>
-              <w:spacing w:after="100" w:before="100" w:line="240"/>
-              <w:ind w:left="100" w:right="100" w:firstLine="0" w:firstLineChars="0"/>
-              <w:rPr>
-                <w:rFonts w:ascii="Helvetica" w:hAnsi="Helvetica" w:eastAsia="Helvetica" w:cs="Helvetica"/>
-                <w:i w:val="false"/>
-                <w:b w:val="false"/>
-                <w:u w:val="none"/>
-                <w:sz w:val="22"/>
-                <w:szCs w:val="22"/>
-                <w:color w:val="000000"/>
-              </w:rPr>
-            </w:pPr>
-            <w:r>
-              <w:rPr>
-                <w:rFonts w:ascii="Helvetica" w:hAnsi="Helvetica" w:eastAsia="Helvetica" w:cs="Helvetica"/>
-                <w:i w:val="false"/>
-                <w:b w:val="false"/>
-                <w:u w:val="none"/>
-                <w:sz w:val="22"/>
-                <w:szCs w:val="22"/>
-                <w:color w:val="000000"/>
-              </w:rPr>
-              <w:t xml:space="preserve">1.00</w:t>
-            </w:r>
-          </w:p>
-        </w:tc>
-        <w:tc>
-          <w:tcPr>
-            <w:tcBorders>
-              <w:bottom w:val="none" w:sz="0" w:space="0" w:color="000000"/>
-              <w:top w:val="none" w:sz="0" w:space="0" w:color="000000"/>
-              <w:left w:val="none" w:sz="0" w:space="0" w:color="000000"/>
-              <w:right w:val="none" w:sz="0" w:space="0" w:color="000000"/>
-            </w:tcBorders>
-            <w:shd w:val="clear" w:color="auto" w:fill="FFFFFF"/>
-            <w:tcMar>
-              <w:top w:w="0" w:type="dxa"/>
-              <w:bottom w:w="0" w:type="dxa"/>
-              <w:left w:w="0" w:type="dxa"/>
-              <w:right w:w="0" w:type="dxa"/>
-            </w:tcMar>
-            <w:vAlign w:val="top"/>
-          </w:tcPr>
-          <w:p>
-            <w:pPr>
-              <w:pStyle w:val="Normal"/>
-              <w:jc w:val="center"/>
-              <w:pBdr>
-                <w:bottom w:val="none" w:sz="0" w:space="0" w:color="000000"/>
-                <w:top w:val="none" w:sz="0" w:space="0" w:color="000000"/>
-                <w:left w:val="none" w:sz="0" w:space="0" w:color="000000"/>
-                <w:right w:val="none" w:sz="0" w:space="0" w:color="000000"/>
-              </w:pBdr>
-              <w:spacing w:after="100" w:before="100" w:line="240"/>
-              <w:ind w:left="100" w:right="100" w:firstLine="0" w:firstLineChars="0"/>
-              <w:rPr>
-                <w:rFonts w:ascii="Helvetica" w:hAnsi="Helvetica" w:eastAsia="Helvetica" w:cs="Helvetica"/>
-                <w:i w:val="false"/>
-                <w:b w:val="false"/>
-                <w:u w:val="none"/>
-                <w:sz w:val="22"/>
-                <w:szCs w:val="22"/>
-                <w:color w:val="000000"/>
-              </w:rPr>
-            </w:pPr>
-            <w:r>
-              <w:rPr>
-                <w:rFonts w:ascii="Helvetica" w:hAnsi="Helvetica" w:eastAsia="Helvetica" w:cs="Helvetica"/>
-                <w:i w:val="false"/>
-                <w:b w:val="false"/>
-                <w:u w:val="none"/>
-                <w:sz w:val="22"/>
-                <w:szCs w:val="22"/>
-                <w:color w:val="000000"/>
-              </w:rPr>
               <w:t xml:space="preserve">0.98, 1.02</w:t>
             </w:r>
           </w:p>
@@ -1692,7 +1692,7 @@
                 <w:szCs w:val="22"/>
                 <w:color w:val="000000"/>
               </w:rPr>
-              <w:t xml:space="preserve">0.880</w:t>
+              <w:t xml:space="preserve">0.830</w:t>
             </w:r>
           </w:p>
         </w:tc>
@@ -2823,113 +2823,113 @@
                 <w:szCs w:val="22"/>
                 <w:color w:val="000000"/>
               </w:rPr>
-              <w:t xml:space="preserve">1.44</w:t>
-            </w:r>
-          </w:p>
-        </w:tc>
-        <w:tc>
-          <w:tcPr>
-            <w:tcBorders>
-              <w:bottom w:val="none" w:sz="0" w:space="0" w:color="000000"/>
-              <w:top w:val="none" w:sz="0" w:space="0" w:color="000000"/>
-              <w:left w:val="none" w:sz="0" w:space="0" w:color="000000"/>
-              <w:right w:val="none" w:sz="0" w:space="0" w:color="000000"/>
-            </w:tcBorders>
-            <w:shd w:val="clear" w:color="auto" w:fill="FFFFFF"/>
-            <w:tcMar>
-              <w:top w:w="0" w:type="dxa"/>
-              <w:bottom w:w="0" w:type="dxa"/>
-              <w:left w:w="0" w:type="dxa"/>
-              <w:right w:w="0" w:type="dxa"/>
-            </w:tcMar>
-            <w:vAlign w:val="top"/>
-          </w:tcPr>
-          <w:p>
-            <w:pPr>
-              <w:pStyle w:val="Normal"/>
-              <w:jc w:val="center"/>
-              <w:pBdr>
-                <w:bottom w:val="none" w:sz="0" w:space="0" w:color="000000"/>
-                <w:top w:val="none" w:sz="0" w:space="0" w:color="000000"/>
-                <w:left w:val="none" w:sz="0" w:space="0" w:color="000000"/>
-                <w:right w:val="none" w:sz="0" w:space="0" w:color="000000"/>
-              </w:pBdr>
-              <w:spacing w:after="100" w:before="100" w:line="240"/>
-              <w:ind w:left="100" w:right="100" w:firstLine="0" w:firstLineChars="0"/>
-              <w:rPr>
-                <w:rFonts w:ascii="Helvetica" w:hAnsi="Helvetica" w:eastAsia="Helvetica" w:cs="Helvetica"/>
-                <w:i w:val="false"/>
-                <w:b w:val="false"/>
-                <w:u w:val="none"/>
-                <w:sz w:val="22"/>
-                <w:szCs w:val="22"/>
-                <w:color w:val="000000"/>
-              </w:rPr>
-            </w:pPr>
-            <w:r>
-              <w:rPr>
-                <w:rFonts w:ascii="Helvetica" w:hAnsi="Helvetica" w:eastAsia="Helvetica" w:cs="Helvetica"/>
-                <w:i w:val="false"/>
-                <w:b w:val="false"/>
-                <w:u w:val="none"/>
-                <w:sz w:val="22"/>
-                <w:szCs w:val="22"/>
-                <w:color w:val="000000"/>
-              </w:rPr>
-              <w:t xml:space="preserve">1.03, 2.03</w:t>
-            </w:r>
-          </w:p>
-        </w:tc>
-        <w:tc>
-          <w:tcPr>
-            <w:tcBorders>
-              <w:bottom w:val="none" w:sz="0" w:space="0" w:color="000000"/>
-              <w:top w:val="none" w:sz="0" w:space="0" w:color="000000"/>
-              <w:left w:val="none" w:sz="0" w:space="0" w:color="000000"/>
-              <w:right w:val="none" w:sz="0" w:space="0" w:color="000000"/>
-            </w:tcBorders>
-            <w:shd w:val="clear" w:color="auto" w:fill="FFFFFF"/>
-            <w:tcMar>
-              <w:top w:w="0" w:type="dxa"/>
-              <w:bottom w:w="0" w:type="dxa"/>
-              <w:left w:w="0" w:type="dxa"/>
-              <w:right w:w="0" w:type="dxa"/>
-            </w:tcMar>
-            <w:vAlign w:val="top"/>
-          </w:tcPr>
-          <w:p>
-            <w:pPr>
-              <w:pStyle w:val="Normal"/>
-              <w:jc w:val="center"/>
-              <w:pBdr>
-                <w:bottom w:val="none" w:sz="0" w:space="0" w:color="000000"/>
-                <w:top w:val="none" w:sz="0" w:space="0" w:color="000000"/>
-                <w:left w:val="none" w:sz="0" w:space="0" w:color="000000"/>
-                <w:right w:val="none" w:sz="0" w:space="0" w:color="000000"/>
-              </w:pBdr>
-              <w:spacing w:after="100" w:before="100" w:line="240"/>
-              <w:ind w:left="100" w:right="100" w:firstLine="0" w:firstLineChars="0"/>
-              <w:rPr>
-                <w:rFonts w:ascii="Helvetica" w:hAnsi="Helvetica" w:eastAsia="Helvetica" w:cs="Helvetica"/>
-                <w:i w:val="false"/>
-                <w:b w:val="false"/>
-                <w:u w:val="none"/>
-                <w:sz w:val="22"/>
-                <w:szCs w:val="22"/>
-                <w:color w:val="000000"/>
-              </w:rPr>
-            </w:pPr>
-            <w:r>
-              <w:rPr>
-                <w:rFonts w:ascii="Helvetica" w:hAnsi="Helvetica" w:eastAsia="Helvetica" w:cs="Helvetica"/>
-                <w:i w:val="false"/>
-                <w:b w:val="false"/>
-                <w:u w:val="none"/>
-                <w:sz w:val="22"/>
-                <w:szCs w:val="22"/>
-                <w:color w:val="000000"/>
-              </w:rPr>
-              <w:t xml:space="preserve">0.035</w:t>
+              <w:t xml:space="preserve">1.43</w:t>
+            </w:r>
+          </w:p>
+        </w:tc>
+        <w:tc>
+          <w:tcPr>
+            <w:tcBorders>
+              <w:bottom w:val="none" w:sz="0" w:space="0" w:color="000000"/>
+              <w:top w:val="none" w:sz="0" w:space="0" w:color="000000"/>
+              <w:left w:val="none" w:sz="0" w:space="0" w:color="000000"/>
+              <w:right w:val="none" w:sz="0" w:space="0" w:color="000000"/>
+            </w:tcBorders>
+            <w:shd w:val="clear" w:color="auto" w:fill="FFFFFF"/>
+            <w:tcMar>
+              <w:top w:w="0" w:type="dxa"/>
+              <w:bottom w:w="0" w:type="dxa"/>
+              <w:left w:w="0" w:type="dxa"/>
+              <w:right w:w="0" w:type="dxa"/>
+            </w:tcMar>
+            <w:vAlign w:val="top"/>
+          </w:tcPr>
+          <w:p>
+            <w:pPr>
+              <w:pStyle w:val="Normal"/>
+              <w:jc w:val="center"/>
+              <w:pBdr>
+                <w:bottom w:val="none" w:sz="0" w:space="0" w:color="000000"/>
+                <w:top w:val="none" w:sz="0" w:space="0" w:color="000000"/>
+                <w:left w:val="none" w:sz="0" w:space="0" w:color="000000"/>
+                <w:right w:val="none" w:sz="0" w:space="0" w:color="000000"/>
+              </w:pBdr>
+              <w:spacing w:after="100" w:before="100" w:line="240"/>
+              <w:ind w:left="100" w:right="100" w:firstLine="0" w:firstLineChars="0"/>
+              <w:rPr>
+                <w:rFonts w:ascii="Helvetica" w:hAnsi="Helvetica" w:eastAsia="Helvetica" w:cs="Helvetica"/>
+                <w:i w:val="false"/>
+                <w:b w:val="false"/>
+                <w:u w:val="none"/>
+                <w:sz w:val="22"/>
+                <w:szCs w:val="22"/>
+                <w:color w:val="000000"/>
+              </w:rPr>
+            </w:pPr>
+            <w:r>
+              <w:rPr>
+                <w:rFonts w:ascii="Helvetica" w:hAnsi="Helvetica" w:eastAsia="Helvetica" w:cs="Helvetica"/>
+                <w:i w:val="false"/>
+                <w:b w:val="false"/>
+                <w:u w:val="none"/>
+                <w:sz w:val="22"/>
+                <w:szCs w:val="22"/>
+                <w:color w:val="000000"/>
+              </w:rPr>
+              <w:t xml:space="preserve">1.02, 2.01</w:t>
+            </w:r>
+          </w:p>
+        </w:tc>
+        <w:tc>
+          <w:tcPr>
+            <w:tcBorders>
+              <w:bottom w:val="none" w:sz="0" w:space="0" w:color="000000"/>
+              <w:top w:val="none" w:sz="0" w:space="0" w:color="000000"/>
+              <w:left w:val="none" w:sz="0" w:space="0" w:color="000000"/>
+              <w:right w:val="none" w:sz="0" w:space="0" w:color="000000"/>
+            </w:tcBorders>
+            <w:shd w:val="clear" w:color="auto" w:fill="FFFFFF"/>
+            <w:tcMar>
+              <w:top w:w="0" w:type="dxa"/>
+              <w:bottom w:w="0" w:type="dxa"/>
+              <w:left w:w="0" w:type="dxa"/>
+              <w:right w:w="0" w:type="dxa"/>
+            </w:tcMar>
+            <w:vAlign w:val="top"/>
+          </w:tcPr>
+          <w:p>
+            <w:pPr>
+              <w:pStyle w:val="Normal"/>
+              <w:jc w:val="center"/>
+              <w:pBdr>
+                <w:bottom w:val="none" w:sz="0" w:space="0" w:color="000000"/>
+                <w:top w:val="none" w:sz="0" w:space="0" w:color="000000"/>
+                <w:left w:val="none" w:sz="0" w:space="0" w:color="000000"/>
+                <w:right w:val="none" w:sz="0" w:space="0" w:color="000000"/>
+              </w:pBdr>
+              <w:spacing w:after="100" w:before="100" w:line="240"/>
+              <w:ind w:left="100" w:right="100" w:firstLine="0" w:firstLineChars="0"/>
+              <w:rPr>
+                <w:rFonts w:ascii="Helvetica" w:hAnsi="Helvetica" w:eastAsia="Helvetica" w:cs="Helvetica"/>
+                <w:i w:val="false"/>
+                <w:b w:val="false"/>
+                <w:u w:val="none"/>
+                <w:sz w:val="22"/>
+                <w:szCs w:val="22"/>
+                <w:color w:val="000000"/>
+              </w:rPr>
+            </w:pPr>
+            <w:r>
+              <w:rPr>
+                <w:rFonts w:ascii="Helvetica" w:hAnsi="Helvetica" w:eastAsia="Helvetica" w:cs="Helvetica"/>
+                <w:i w:val="false"/>
+                <w:b w:val="false"/>
+                <w:u w:val="none"/>
+                <w:sz w:val="22"/>
+                <w:szCs w:val="22"/>
+                <w:color w:val="000000"/>
+              </w:rPr>
+              <w:t xml:space="preserve">0.041</w:t>
             </w:r>
           </w:p>
         </w:tc>
@@ -3035,113 +3035,113 @@
                 <w:szCs w:val="22"/>
                 <w:color w:val="000000"/>
               </w:rPr>
-              <w:t xml:space="preserve">0.85</w:t>
-            </w:r>
-          </w:p>
-        </w:tc>
-        <w:tc>
-          <w:tcPr>
-            <w:tcBorders>
-              <w:bottom w:val="none" w:sz="0" w:space="0" w:color="000000"/>
-              <w:top w:val="none" w:sz="0" w:space="0" w:color="000000"/>
-              <w:left w:val="none" w:sz="0" w:space="0" w:color="000000"/>
-              <w:right w:val="none" w:sz="0" w:space="0" w:color="000000"/>
-            </w:tcBorders>
-            <w:shd w:val="clear" w:color="auto" w:fill="FFFFFF"/>
-            <w:tcMar>
-              <w:top w:w="0" w:type="dxa"/>
-              <w:bottom w:w="0" w:type="dxa"/>
-              <w:left w:w="0" w:type="dxa"/>
-              <w:right w:w="0" w:type="dxa"/>
-            </w:tcMar>
-            <w:vAlign w:val="top"/>
-          </w:tcPr>
-          <w:p>
-            <w:pPr>
-              <w:pStyle w:val="Normal"/>
-              <w:jc w:val="center"/>
-              <w:pBdr>
-                <w:bottom w:val="none" w:sz="0" w:space="0" w:color="000000"/>
-                <w:top w:val="none" w:sz="0" w:space="0" w:color="000000"/>
-                <w:left w:val="none" w:sz="0" w:space="0" w:color="000000"/>
-                <w:right w:val="none" w:sz="0" w:space="0" w:color="000000"/>
-              </w:pBdr>
-              <w:spacing w:after="100" w:before="100" w:line="240"/>
-              <w:ind w:left="100" w:right="100" w:firstLine="0" w:firstLineChars="0"/>
-              <w:rPr>
-                <w:rFonts w:ascii="Helvetica" w:hAnsi="Helvetica" w:eastAsia="Helvetica" w:cs="Helvetica"/>
-                <w:i w:val="false"/>
-                <w:b w:val="false"/>
-                <w:u w:val="none"/>
-                <w:sz w:val="22"/>
-                <w:szCs w:val="22"/>
-                <w:color w:val="000000"/>
-              </w:rPr>
-            </w:pPr>
-            <w:r>
-              <w:rPr>
-                <w:rFonts w:ascii="Helvetica" w:hAnsi="Helvetica" w:eastAsia="Helvetica" w:cs="Helvetica"/>
-                <w:i w:val="false"/>
-                <w:b w:val="false"/>
-                <w:u w:val="none"/>
-                <w:sz w:val="22"/>
-                <w:szCs w:val="22"/>
-                <w:color w:val="000000"/>
-              </w:rPr>
-              <w:t xml:space="preserve">0.53, 1.37</w:t>
-            </w:r>
-          </w:p>
-        </w:tc>
-        <w:tc>
-          <w:tcPr>
-            <w:tcBorders>
-              <w:bottom w:val="none" w:sz="0" w:space="0" w:color="000000"/>
-              <w:top w:val="none" w:sz="0" w:space="0" w:color="000000"/>
-              <w:left w:val="none" w:sz="0" w:space="0" w:color="000000"/>
-              <w:right w:val="none" w:sz="0" w:space="0" w:color="000000"/>
-            </w:tcBorders>
-            <w:shd w:val="clear" w:color="auto" w:fill="FFFFFF"/>
-            <w:tcMar>
-              <w:top w:w="0" w:type="dxa"/>
-              <w:bottom w:w="0" w:type="dxa"/>
-              <w:left w:w="0" w:type="dxa"/>
-              <w:right w:w="0" w:type="dxa"/>
-            </w:tcMar>
-            <w:vAlign w:val="top"/>
-          </w:tcPr>
-          <w:p>
-            <w:pPr>
-              <w:pStyle w:val="Normal"/>
-              <w:jc w:val="center"/>
-              <w:pBdr>
-                <w:bottom w:val="none" w:sz="0" w:space="0" w:color="000000"/>
-                <w:top w:val="none" w:sz="0" w:space="0" w:color="000000"/>
-                <w:left w:val="none" w:sz="0" w:space="0" w:color="000000"/>
-                <w:right w:val="none" w:sz="0" w:space="0" w:color="000000"/>
-              </w:pBdr>
-              <w:spacing w:after="100" w:before="100" w:line="240"/>
-              <w:ind w:left="100" w:right="100" w:firstLine="0" w:firstLineChars="0"/>
-              <w:rPr>
-                <w:rFonts w:ascii="Helvetica" w:hAnsi="Helvetica" w:eastAsia="Helvetica" w:cs="Helvetica"/>
-                <w:i w:val="false"/>
-                <w:b w:val="false"/>
-                <w:u w:val="none"/>
-                <w:sz w:val="22"/>
-                <w:szCs w:val="22"/>
-                <w:color w:val="000000"/>
-              </w:rPr>
-            </w:pPr>
-            <w:r>
-              <w:rPr>
-                <w:rFonts w:ascii="Helvetica" w:hAnsi="Helvetica" w:eastAsia="Helvetica" w:cs="Helvetica"/>
-                <w:i w:val="false"/>
-                <w:b w:val="false"/>
-                <w:u w:val="none"/>
-                <w:sz w:val="22"/>
-                <w:szCs w:val="22"/>
-                <w:color w:val="000000"/>
-              </w:rPr>
-              <w:t xml:space="preserve">0.500</w:t>
+              <w:t xml:space="preserve">0.84</w:t>
+            </w:r>
+          </w:p>
+        </w:tc>
+        <w:tc>
+          <w:tcPr>
+            <w:tcBorders>
+              <w:bottom w:val="none" w:sz="0" w:space="0" w:color="000000"/>
+              <w:top w:val="none" w:sz="0" w:space="0" w:color="000000"/>
+              <w:left w:val="none" w:sz="0" w:space="0" w:color="000000"/>
+              <w:right w:val="none" w:sz="0" w:space="0" w:color="000000"/>
+            </w:tcBorders>
+            <w:shd w:val="clear" w:color="auto" w:fill="FFFFFF"/>
+            <w:tcMar>
+              <w:top w:w="0" w:type="dxa"/>
+              <w:bottom w:w="0" w:type="dxa"/>
+              <w:left w:w="0" w:type="dxa"/>
+              <w:right w:w="0" w:type="dxa"/>
+            </w:tcMar>
+            <w:vAlign w:val="top"/>
+          </w:tcPr>
+          <w:p>
+            <w:pPr>
+              <w:pStyle w:val="Normal"/>
+              <w:jc w:val="center"/>
+              <w:pBdr>
+                <w:bottom w:val="none" w:sz="0" w:space="0" w:color="000000"/>
+                <w:top w:val="none" w:sz="0" w:space="0" w:color="000000"/>
+                <w:left w:val="none" w:sz="0" w:space="0" w:color="000000"/>
+                <w:right w:val="none" w:sz="0" w:space="0" w:color="000000"/>
+              </w:pBdr>
+              <w:spacing w:after="100" w:before="100" w:line="240"/>
+              <w:ind w:left="100" w:right="100" w:firstLine="0" w:firstLineChars="0"/>
+              <w:rPr>
+                <w:rFonts w:ascii="Helvetica" w:hAnsi="Helvetica" w:eastAsia="Helvetica" w:cs="Helvetica"/>
+                <w:i w:val="false"/>
+                <w:b w:val="false"/>
+                <w:u w:val="none"/>
+                <w:sz w:val="22"/>
+                <w:szCs w:val="22"/>
+                <w:color w:val="000000"/>
+              </w:rPr>
+            </w:pPr>
+            <w:r>
+              <w:rPr>
+                <w:rFonts w:ascii="Helvetica" w:hAnsi="Helvetica" w:eastAsia="Helvetica" w:cs="Helvetica"/>
+                <w:i w:val="false"/>
+                <w:b w:val="false"/>
+                <w:u w:val="none"/>
+                <w:sz w:val="22"/>
+                <w:szCs w:val="22"/>
+                <w:color w:val="000000"/>
+              </w:rPr>
+              <w:t xml:space="preserve">0.53, 1.36</w:t>
+            </w:r>
+          </w:p>
+        </w:tc>
+        <w:tc>
+          <w:tcPr>
+            <w:tcBorders>
+              <w:bottom w:val="none" w:sz="0" w:space="0" w:color="000000"/>
+              <w:top w:val="none" w:sz="0" w:space="0" w:color="000000"/>
+              <w:left w:val="none" w:sz="0" w:space="0" w:color="000000"/>
+              <w:right w:val="none" w:sz="0" w:space="0" w:color="000000"/>
+            </w:tcBorders>
+            <w:shd w:val="clear" w:color="auto" w:fill="FFFFFF"/>
+            <w:tcMar>
+              <w:top w:w="0" w:type="dxa"/>
+              <w:bottom w:w="0" w:type="dxa"/>
+              <w:left w:w="0" w:type="dxa"/>
+              <w:right w:w="0" w:type="dxa"/>
+            </w:tcMar>
+            <w:vAlign w:val="top"/>
+          </w:tcPr>
+          <w:p>
+            <w:pPr>
+              <w:pStyle w:val="Normal"/>
+              <w:jc w:val="center"/>
+              <w:pBdr>
+                <w:bottom w:val="none" w:sz="0" w:space="0" w:color="000000"/>
+                <w:top w:val="none" w:sz="0" w:space="0" w:color="000000"/>
+                <w:left w:val="none" w:sz="0" w:space="0" w:color="000000"/>
+                <w:right w:val="none" w:sz="0" w:space="0" w:color="000000"/>
+              </w:pBdr>
+              <w:spacing w:after="100" w:before="100" w:line="240"/>
+              <w:ind w:left="100" w:right="100" w:firstLine="0" w:firstLineChars="0"/>
+              <w:rPr>
+                <w:rFonts w:ascii="Helvetica" w:hAnsi="Helvetica" w:eastAsia="Helvetica" w:cs="Helvetica"/>
+                <w:i w:val="false"/>
+                <w:b w:val="false"/>
+                <w:u w:val="none"/>
+                <w:sz w:val="22"/>
+                <w:szCs w:val="22"/>
+                <w:color w:val="000000"/>
+              </w:rPr>
+            </w:pPr>
+            <w:r>
+              <w:rPr>
+                <w:rFonts w:ascii="Helvetica" w:hAnsi="Helvetica" w:eastAsia="Helvetica" w:cs="Helvetica"/>
+                <w:i w:val="false"/>
+                <w:b w:val="false"/>
+                <w:u w:val="none"/>
+                <w:sz w:val="22"/>
+                <w:szCs w:val="22"/>
+                <w:color w:val="000000"/>
+              </w:rPr>
+              <w:t xml:space="preserve">0.490</w:t>
             </w:r>
           </w:p>
         </w:tc>
@@ -3359,60 +3359,60 @@
                 <w:szCs w:val="22"/>
                 <w:color w:val="000000"/>
               </w:rPr>
-              <w:t xml:space="preserve">1.02, 1.12</w:t>
-            </w:r>
-          </w:p>
-        </w:tc>
-        <w:tc>
-          <w:tcPr>
-            <w:tcBorders>
-              <w:bottom w:val="none" w:sz="0" w:space="0" w:color="000000"/>
-              <w:top w:val="none" w:sz="0" w:space="0" w:color="000000"/>
-              <w:left w:val="none" w:sz="0" w:space="0" w:color="000000"/>
-              <w:right w:val="none" w:sz="0" w:space="0" w:color="000000"/>
-            </w:tcBorders>
-            <w:shd w:val="clear" w:color="auto" w:fill="FFFFFF"/>
-            <w:tcMar>
-              <w:top w:w="0" w:type="dxa"/>
-              <w:bottom w:w="0" w:type="dxa"/>
-              <w:left w:w="0" w:type="dxa"/>
-              <w:right w:w="0" w:type="dxa"/>
-            </w:tcMar>
-            <w:vAlign w:val="top"/>
-          </w:tcPr>
-          <w:p>
-            <w:pPr>
-              <w:pStyle w:val="Normal"/>
-              <w:jc w:val="center"/>
-              <w:pBdr>
-                <w:bottom w:val="none" w:sz="0" w:space="0" w:color="000000"/>
-                <w:top w:val="none" w:sz="0" w:space="0" w:color="000000"/>
-                <w:left w:val="none" w:sz="0" w:space="0" w:color="000000"/>
-                <w:right w:val="none" w:sz="0" w:space="0" w:color="000000"/>
-              </w:pBdr>
-              <w:spacing w:after="100" w:before="100" w:line="240"/>
-              <w:ind w:left="100" w:right="100" w:firstLine="0" w:firstLineChars="0"/>
-              <w:rPr>
-                <w:rFonts w:ascii="Helvetica" w:hAnsi="Helvetica" w:eastAsia="Helvetica" w:cs="Helvetica"/>
-                <w:i w:val="false"/>
-                <w:b w:val="false"/>
-                <w:u w:val="none"/>
-                <w:sz w:val="22"/>
-                <w:szCs w:val="22"/>
-                <w:color w:val="000000"/>
-              </w:rPr>
-            </w:pPr>
-            <w:r>
-              <w:rPr>
-                <w:rFonts w:ascii="Helvetica" w:hAnsi="Helvetica" w:eastAsia="Helvetica" w:cs="Helvetica"/>
-                <w:i w:val="false"/>
-                <w:b w:val="false"/>
-                <w:u w:val="none"/>
-                <w:sz w:val="22"/>
-                <w:szCs w:val="22"/>
-                <w:color w:val="000000"/>
-              </w:rPr>
-              <w:t xml:space="preserve">0.003</w:t>
+              <w:t xml:space="preserve">1.03, 1.12</w:t>
+            </w:r>
+          </w:p>
+        </w:tc>
+        <w:tc>
+          <w:tcPr>
+            <w:tcBorders>
+              <w:bottom w:val="none" w:sz="0" w:space="0" w:color="000000"/>
+              <w:top w:val="none" w:sz="0" w:space="0" w:color="000000"/>
+              <w:left w:val="none" w:sz="0" w:space="0" w:color="000000"/>
+              <w:right w:val="none" w:sz="0" w:space="0" w:color="000000"/>
+            </w:tcBorders>
+            <w:shd w:val="clear" w:color="auto" w:fill="FFFFFF"/>
+            <w:tcMar>
+              <w:top w:w="0" w:type="dxa"/>
+              <w:bottom w:w="0" w:type="dxa"/>
+              <w:left w:w="0" w:type="dxa"/>
+              <w:right w:w="0" w:type="dxa"/>
+            </w:tcMar>
+            <w:vAlign w:val="top"/>
+          </w:tcPr>
+          <w:p>
+            <w:pPr>
+              <w:pStyle w:val="Normal"/>
+              <w:jc w:val="center"/>
+              <w:pBdr>
+                <w:bottom w:val="none" w:sz="0" w:space="0" w:color="000000"/>
+                <w:top w:val="none" w:sz="0" w:space="0" w:color="000000"/>
+                <w:left w:val="none" w:sz="0" w:space="0" w:color="000000"/>
+                <w:right w:val="none" w:sz="0" w:space="0" w:color="000000"/>
+              </w:pBdr>
+              <w:spacing w:after="100" w:before="100" w:line="240"/>
+              <w:ind w:left="100" w:right="100" w:firstLine="0" w:firstLineChars="0"/>
+              <w:rPr>
+                <w:rFonts w:ascii="Helvetica" w:hAnsi="Helvetica" w:eastAsia="Helvetica" w:cs="Helvetica"/>
+                <w:i w:val="false"/>
+                <w:b w:val="false"/>
+                <w:u w:val="none"/>
+                <w:sz w:val="22"/>
+                <w:szCs w:val="22"/>
+                <w:color w:val="000000"/>
+              </w:rPr>
+            </w:pPr>
+            <w:r>
+              <w:rPr>
+                <w:rFonts w:ascii="Helvetica" w:hAnsi="Helvetica" w:eastAsia="Helvetica" w:cs="Helvetica"/>
+                <w:i w:val="false"/>
+                <w:b w:val="false"/>
+                <w:u w:val="none"/>
+                <w:sz w:val="22"/>
+                <w:szCs w:val="22"/>
+                <w:color w:val="000000"/>
+              </w:rPr>
+              <w:t xml:space="preserve">0.002</w:t>
             </w:r>
           </w:p>
         </w:tc>
@@ -3624,7 +3624,7 @@
                 <w:szCs w:val="22"/>
                 <w:color w:val="000000"/>
               </w:rPr>
-              <w:t xml:space="preserve">0.058</w:t>
+              <w:t xml:space="preserve">0.057</w:t>
             </w:r>
           </w:p>
         </w:tc>
@@ -4755,113 +4755,113 @@
                 <w:szCs w:val="22"/>
                 <w:color w:val="000000"/>
               </w:rPr>
-              <w:t xml:space="preserve">1.27</w:t>
-            </w:r>
-          </w:p>
-        </w:tc>
-        <w:tc>
-          <w:tcPr>
-            <w:tcBorders>
-              <w:bottom w:val="none" w:sz="0" w:space="0" w:color="000000"/>
-              <w:top w:val="none" w:sz="0" w:space="0" w:color="000000"/>
-              <w:left w:val="none" w:sz="0" w:space="0" w:color="000000"/>
-              <w:right w:val="none" w:sz="0" w:space="0" w:color="000000"/>
-            </w:tcBorders>
-            <w:shd w:val="clear" w:color="auto" w:fill="FFFFFF"/>
-            <w:tcMar>
-              <w:top w:w="0" w:type="dxa"/>
-              <w:bottom w:w="0" w:type="dxa"/>
-              <w:left w:w="0" w:type="dxa"/>
-              <w:right w:w="0" w:type="dxa"/>
-            </w:tcMar>
-            <w:vAlign w:val="top"/>
-          </w:tcPr>
-          <w:p>
-            <w:pPr>
-              <w:pStyle w:val="Normal"/>
-              <w:jc w:val="center"/>
-              <w:pBdr>
-                <w:bottom w:val="none" w:sz="0" w:space="0" w:color="000000"/>
-                <w:top w:val="none" w:sz="0" w:space="0" w:color="000000"/>
-                <w:left w:val="none" w:sz="0" w:space="0" w:color="000000"/>
-                <w:right w:val="none" w:sz="0" w:space="0" w:color="000000"/>
-              </w:pBdr>
-              <w:spacing w:after="100" w:before="100" w:line="240"/>
-              <w:ind w:left="100" w:right="100" w:firstLine="0" w:firstLineChars="0"/>
-              <w:rPr>
-                <w:rFonts w:ascii="Helvetica" w:hAnsi="Helvetica" w:eastAsia="Helvetica" w:cs="Helvetica"/>
-                <w:i w:val="false"/>
-                <w:b w:val="false"/>
-                <w:u w:val="none"/>
-                <w:sz w:val="22"/>
-                <w:szCs w:val="22"/>
-                <w:color w:val="000000"/>
-              </w:rPr>
-            </w:pPr>
-            <w:r>
-              <w:rPr>
-                <w:rFonts w:ascii="Helvetica" w:hAnsi="Helvetica" w:eastAsia="Helvetica" w:cs="Helvetica"/>
-                <w:i w:val="false"/>
-                <w:b w:val="false"/>
-                <w:u w:val="none"/>
-                <w:sz w:val="22"/>
-                <w:szCs w:val="22"/>
-                <w:color w:val="000000"/>
-              </w:rPr>
-              <w:t xml:space="preserve">0.90, 1.79</w:t>
-            </w:r>
-          </w:p>
-        </w:tc>
-        <w:tc>
-          <w:tcPr>
-            <w:tcBorders>
-              <w:bottom w:val="none" w:sz="0" w:space="0" w:color="000000"/>
-              <w:top w:val="none" w:sz="0" w:space="0" w:color="000000"/>
-              <w:left w:val="none" w:sz="0" w:space="0" w:color="000000"/>
-              <w:right w:val="none" w:sz="0" w:space="0" w:color="000000"/>
-            </w:tcBorders>
-            <w:shd w:val="clear" w:color="auto" w:fill="FFFFFF"/>
-            <w:tcMar>
-              <w:top w:w="0" w:type="dxa"/>
-              <w:bottom w:w="0" w:type="dxa"/>
-              <w:left w:w="0" w:type="dxa"/>
-              <w:right w:w="0" w:type="dxa"/>
-            </w:tcMar>
-            <w:vAlign w:val="top"/>
-          </w:tcPr>
-          <w:p>
-            <w:pPr>
-              <w:pStyle w:val="Normal"/>
-              <w:jc w:val="center"/>
-              <w:pBdr>
-                <w:bottom w:val="none" w:sz="0" w:space="0" w:color="000000"/>
-                <w:top w:val="none" w:sz="0" w:space="0" w:color="000000"/>
-                <w:left w:val="none" w:sz="0" w:space="0" w:color="000000"/>
-                <w:right w:val="none" w:sz="0" w:space="0" w:color="000000"/>
-              </w:pBdr>
-              <w:spacing w:after="100" w:before="100" w:line="240"/>
-              <w:ind w:left="100" w:right="100" w:firstLine="0" w:firstLineChars="0"/>
-              <w:rPr>
-                <w:rFonts w:ascii="Helvetica" w:hAnsi="Helvetica" w:eastAsia="Helvetica" w:cs="Helvetica"/>
-                <w:i w:val="false"/>
-                <w:b w:val="false"/>
-                <w:u w:val="none"/>
-                <w:sz w:val="22"/>
-                <w:szCs w:val="22"/>
-                <w:color w:val="000000"/>
-              </w:rPr>
-            </w:pPr>
-            <w:r>
-              <w:rPr>
-                <w:rFonts w:ascii="Helvetica" w:hAnsi="Helvetica" w:eastAsia="Helvetica" w:cs="Helvetica"/>
-                <w:i w:val="false"/>
-                <w:b w:val="false"/>
-                <w:u w:val="none"/>
-                <w:sz w:val="22"/>
-                <w:szCs w:val="22"/>
-                <w:color w:val="000000"/>
-              </w:rPr>
-              <w:t xml:space="preserve">0.170</w:t>
+              <w:t xml:space="preserve">1.28</w:t>
+            </w:r>
+          </w:p>
+        </w:tc>
+        <w:tc>
+          <w:tcPr>
+            <w:tcBorders>
+              <w:bottom w:val="none" w:sz="0" w:space="0" w:color="000000"/>
+              <w:top w:val="none" w:sz="0" w:space="0" w:color="000000"/>
+              <w:left w:val="none" w:sz="0" w:space="0" w:color="000000"/>
+              <w:right w:val="none" w:sz="0" w:space="0" w:color="000000"/>
+            </w:tcBorders>
+            <w:shd w:val="clear" w:color="auto" w:fill="FFFFFF"/>
+            <w:tcMar>
+              <w:top w:w="0" w:type="dxa"/>
+              <w:bottom w:w="0" w:type="dxa"/>
+              <w:left w:w="0" w:type="dxa"/>
+              <w:right w:w="0" w:type="dxa"/>
+            </w:tcMar>
+            <w:vAlign w:val="top"/>
+          </w:tcPr>
+          <w:p>
+            <w:pPr>
+              <w:pStyle w:val="Normal"/>
+              <w:jc w:val="center"/>
+              <w:pBdr>
+                <w:bottom w:val="none" w:sz="0" w:space="0" w:color="000000"/>
+                <w:top w:val="none" w:sz="0" w:space="0" w:color="000000"/>
+                <w:left w:val="none" w:sz="0" w:space="0" w:color="000000"/>
+                <w:right w:val="none" w:sz="0" w:space="0" w:color="000000"/>
+              </w:pBdr>
+              <w:spacing w:after="100" w:before="100" w:line="240"/>
+              <w:ind w:left="100" w:right="100" w:firstLine="0" w:firstLineChars="0"/>
+              <w:rPr>
+                <w:rFonts w:ascii="Helvetica" w:hAnsi="Helvetica" w:eastAsia="Helvetica" w:cs="Helvetica"/>
+                <w:i w:val="false"/>
+                <w:b w:val="false"/>
+                <w:u w:val="none"/>
+                <w:sz w:val="22"/>
+                <w:szCs w:val="22"/>
+                <w:color w:val="000000"/>
+              </w:rPr>
+            </w:pPr>
+            <w:r>
+              <w:rPr>
+                <w:rFonts w:ascii="Helvetica" w:hAnsi="Helvetica" w:eastAsia="Helvetica" w:cs="Helvetica"/>
+                <w:i w:val="false"/>
+                <w:b w:val="false"/>
+                <w:u w:val="none"/>
+                <w:sz w:val="22"/>
+                <w:szCs w:val="22"/>
+                <w:color w:val="000000"/>
+              </w:rPr>
+              <w:t xml:space="preserve">0.91, 1.79</w:t>
+            </w:r>
+          </w:p>
+        </w:tc>
+        <w:tc>
+          <w:tcPr>
+            <w:tcBorders>
+              <w:bottom w:val="none" w:sz="0" w:space="0" w:color="000000"/>
+              <w:top w:val="none" w:sz="0" w:space="0" w:color="000000"/>
+              <w:left w:val="none" w:sz="0" w:space="0" w:color="000000"/>
+              <w:right w:val="none" w:sz="0" w:space="0" w:color="000000"/>
+            </w:tcBorders>
+            <w:shd w:val="clear" w:color="auto" w:fill="FFFFFF"/>
+            <w:tcMar>
+              <w:top w:w="0" w:type="dxa"/>
+              <w:bottom w:w="0" w:type="dxa"/>
+              <w:left w:w="0" w:type="dxa"/>
+              <w:right w:w="0" w:type="dxa"/>
+            </w:tcMar>
+            <w:vAlign w:val="top"/>
+          </w:tcPr>
+          <w:p>
+            <w:pPr>
+              <w:pStyle w:val="Normal"/>
+              <w:jc w:val="center"/>
+              <w:pBdr>
+                <w:bottom w:val="none" w:sz="0" w:space="0" w:color="000000"/>
+                <w:top w:val="none" w:sz="0" w:space="0" w:color="000000"/>
+                <w:left w:val="none" w:sz="0" w:space="0" w:color="000000"/>
+                <w:right w:val="none" w:sz="0" w:space="0" w:color="000000"/>
+              </w:pBdr>
+              <w:spacing w:after="100" w:before="100" w:line="240"/>
+              <w:ind w:left="100" w:right="100" w:firstLine="0" w:firstLineChars="0"/>
+              <w:rPr>
+                <w:rFonts w:ascii="Helvetica" w:hAnsi="Helvetica" w:eastAsia="Helvetica" w:cs="Helvetica"/>
+                <w:i w:val="false"/>
+                <w:b w:val="false"/>
+                <w:u w:val="none"/>
+                <w:sz w:val="22"/>
+                <w:szCs w:val="22"/>
+                <w:color w:val="000000"/>
+              </w:rPr>
+            </w:pPr>
+            <w:r>
+              <w:rPr>
+                <w:rFonts w:ascii="Helvetica" w:hAnsi="Helvetica" w:eastAsia="Helvetica" w:cs="Helvetica"/>
+                <w:i w:val="false"/>
+                <w:b w:val="false"/>
+                <w:u w:val="none"/>
+                <w:sz w:val="22"/>
+                <w:szCs w:val="22"/>
+                <w:color w:val="000000"/>
+              </w:rPr>
+              <w:t xml:space="preserve">0.160</w:t>
             </w:r>
           </w:p>
         </w:tc>
@@ -5020,7 +5020,7 @@
                 <w:szCs w:val="22"/>
                 <w:color w:val="000000"/>
               </w:rPr>
-              <w:t xml:space="preserve">0.66, 1.56</w:t>
+              <w:t xml:space="preserve">0.66, 1.57</w:t>
             </w:r>
           </w:p>
         </w:tc>
@@ -6046,7 +6046,7 @@
       </w:tr>
       <w:tr>
         <w:trPr>
-          <w:trHeight w:val="598" w:hRule="auto"/>
+          <w:trHeight w:val="597" w:hRule="auto"/>
         </w:trPr>
         body12
         <w:tc>
@@ -6204,7 +6204,7 @@
                 <w:szCs w:val="22"/>
                 <w:color w:val="000000"/>
               </w:rPr>
-              <w:t xml:space="preserve">0.36</w:t>
+              <w:t xml:space="preserve">0.37</w:t>
             </w:r>
           </w:p>
         </w:tc>
@@ -6416,60 +6416,60 @@
                 <w:szCs w:val="22"/>
                 <w:color w:val="000000"/>
               </w:rPr>
-              <w:t xml:space="preserve">0.43</w:t>
-            </w:r>
-          </w:p>
-        </w:tc>
-        <w:tc>
-          <w:tcPr>
-            <w:tcBorders>
-              <w:bottom w:val="none" w:sz="0" w:space="0" w:color="000000"/>
-              <w:top w:val="none" w:sz="0" w:space="0" w:color="000000"/>
-              <w:left w:val="none" w:sz="0" w:space="0" w:color="000000"/>
-              <w:right w:val="none" w:sz="0" w:space="0" w:color="000000"/>
-            </w:tcBorders>
-            <w:shd w:val="clear" w:color="auto" w:fill="FFFFFF"/>
-            <w:tcMar>
-              <w:top w:w="0" w:type="dxa"/>
-              <w:bottom w:w="0" w:type="dxa"/>
-              <w:left w:w="0" w:type="dxa"/>
-              <w:right w:w="0" w:type="dxa"/>
-            </w:tcMar>
-            <w:vAlign w:val="top"/>
-          </w:tcPr>
-          <w:p>
-            <w:pPr>
-              <w:pStyle w:val="Normal"/>
-              <w:jc w:val="center"/>
-              <w:pBdr>
-                <w:bottom w:val="none" w:sz="0" w:space="0" w:color="000000"/>
-                <w:top w:val="none" w:sz="0" w:space="0" w:color="000000"/>
-                <w:left w:val="none" w:sz="0" w:space="0" w:color="000000"/>
-                <w:right w:val="none" w:sz="0" w:space="0" w:color="000000"/>
-              </w:pBdr>
-              <w:spacing w:after="100" w:before="100" w:line="240"/>
-              <w:ind w:left="100" w:right="100" w:firstLine="0" w:firstLineChars="0"/>
-              <w:rPr>
-                <w:rFonts w:ascii="Helvetica" w:hAnsi="Helvetica" w:eastAsia="Helvetica" w:cs="Helvetica"/>
-                <w:i w:val="false"/>
-                <w:b w:val="false"/>
-                <w:u w:val="none"/>
-                <w:sz w:val="22"/>
-                <w:szCs w:val="22"/>
-                <w:color w:val="000000"/>
-              </w:rPr>
-            </w:pPr>
-            <w:r>
-              <w:rPr>
-                <w:rFonts w:ascii="Helvetica" w:hAnsi="Helvetica" w:eastAsia="Helvetica" w:cs="Helvetica"/>
-                <w:i w:val="false"/>
-                <w:b w:val="false"/>
-                <w:u w:val="none"/>
-                <w:sz w:val="22"/>
-                <w:szCs w:val="22"/>
-                <w:color w:val="000000"/>
-              </w:rPr>
-              <w:t xml:space="preserve">0.11, 1.69</w:t>
+              <w:t xml:space="preserve">0.44</w:t>
+            </w:r>
+          </w:p>
+        </w:tc>
+        <w:tc>
+          <w:tcPr>
+            <w:tcBorders>
+              <w:bottom w:val="none" w:sz="0" w:space="0" w:color="000000"/>
+              <w:top w:val="none" w:sz="0" w:space="0" w:color="000000"/>
+              <w:left w:val="none" w:sz="0" w:space="0" w:color="000000"/>
+              <w:right w:val="none" w:sz="0" w:space="0" w:color="000000"/>
+            </w:tcBorders>
+            <w:shd w:val="clear" w:color="auto" w:fill="FFFFFF"/>
+            <w:tcMar>
+              <w:top w:w="0" w:type="dxa"/>
+              <w:bottom w:w="0" w:type="dxa"/>
+              <w:left w:w="0" w:type="dxa"/>
+              <w:right w:w="0" w:type="dxa"/>
+            </w:tcMar>
+            <w:vAlign w:val="top"/>
+          </w:tcPr>
+          <w:p>
+            <w:pPr>
+              <w:pStyle w:val="Normal"/>
+              <w:jc w:val="center"/>
+              <w:pBdr>
+                <w:bottom w:val="none" w:sz="0" w:space="0" w:color="000000"/>
+                <w:top w:val="none" w:sz="0" w:space="0" w:color="000000"/>
+                <w:left w:val="none" w:sz="0" w:space="0" w:color="000000"/>
+                <w:right w:val="none" w:sz="0" w:space="0" w:color="000000"/>
+              </w:pBdr>
+              <w:spacing w:after="100" w:before="100" w:line="240"/>
+              <w:ind w:left="100" w:right="100" w:firstLine="0" w:firstLineChars="0"/>
+              <w:rPr>
+                <w:rFonts w:ascii="Helvetica" w:hAnsi="Helvetica" w:eastAsia="Helvetica" w:cs="Helvetica"/>
+                <w:i w:val="false"/>
+                <w:b w:val="false"/>
+                <w:u w:val="none"/>
+                <w:sz w:val="22"/>
+                <w:szCs w:val="22"/>
+                <w:color w:val="000000"/>
+              </w:rPr>
+            </w:pPr>
+            <w:r>
+              <w:rPr>
+                <w:rFonts w:ascii="Helvetica" w:hAnsi="Helvetica" w:eastAsia="Helvetica" w:cs="Helvetica"/>
+                <w:i w:val="false"/>
+                <w:b w:val="false"/>
+                <w:u w:val="none"/>
+                <w:sz w:val="22"/>
+                <w:szCs w:val="22"/>
+                <w:color w:val="000000"/>
+              </w:rPr>
+              <w:t xml:space="preserve">0.11, 1.70</w:t>
             </w:r>
           </w:p>
         </w:tc>
@@ -6740,60 +6740,60 @@
                 <w:szCs w:val="22"/>
                 <w:color w:val="000000"/>
               </w:rPr>
-              <w:t xml:space="preserve">0.76, 2.61</w:t>
-            </w:r>
-          </w:p>
-        </w:tc>
-        <w:tc>
-          <w:tcPr>
-            <w:tcBorders>
-              <w:bottom w:val="none" w:sz="0" w:space="0" w:color="000000"/>
-              <w:top w:val="none" w:sz="0" w:space="0" w:color="000000"/>
-              <w:left w:val="none" w:sz="0" w:space="0" w:color="000000"/>
-              <w:right w:val="none" w:sz="0" w:space="0" w:color="000000"/>
-            </w:tcBorders>
-            <w:shd w:val="clear" w:color="auto" w:fill="FFFFFF"/>
-            <w:tcMar>
-              <w:top w:w="0" w:type="dxa"/>
-              <w:bottom w:w="0" w:type="dxa"/>
-              <w:left w:w="0" w:type="dxa"/>
-              <w:right w:w="0" w:type="dxa"/>
-            </w:tcMar>
-            <w:vAlign w:val="top"/>
-          </w:tcPr>
-          <w:p>
-            <w:pPr>
-              <w:pStyle w:val="Normal"/>
-              <w:jc w:val="center"/>
-              <w:pBdr>
-                <w:bottom w:val="none" w:sz="0" w:space="0" w:color="000000"/>
-                <w:top w:val="none" w:sz="0" w:space="0" w:color="000000"/>
-                <w:left w:val="none" w:sz="0" w:space="0" w:color="000000"/>
-                <w:right w:val="none" w:sz="0" w:space="0" w:color="000000"/>
-              </w:pBdr>
-              <w:spacing w:after="100" w:before="100" w:line="240"/>
-              <w:ind w:left="100" w:right="100" w:firstLine="0" w:firstLineChars="0"/>
-              <w:rPr>
-                <w:rFonts w:ascii="Helvetica" w:hAnsi="Helvetica" w:eastAsia="Helvetica" w:cs="Helvetica"/>
-                <w:i w:val="false"/>
-                <w:b w:val="false"/>
-                <w:u w:val="none"/>
-                <w:sz w:val="22"/>
-                <w:szCs w:val="22"/>
-                <w:color w:val="000000"/>
-              </w:rPr>
-            </w:pPr>
-            <w:r>
-              <w:rPr>
-                <w:rFonts w:ascii="Helvetica" w:hAnsi="Helvetica" w:eastAsia="Helvetica" w:cs="Helvetica"/>
-                <w:i w:val="false"/>
-                <w:b w:val="false"/>
-                <w:u w:val="none"/>
-                <w:sz w:val="22"/>
-                <w:szCs w:val="22"/>
-                <w:color w:val="000000"/>
-              </w:rPr>
-              <w:t xml:space="preserve">0.280</w:t>
+              <w:t xml:space="preserve">0.76, 2.62</w:t>
+            </w:r>
+          </w:p>
+        </w:tc>
+        <w:tc>
+          <w:tcPr>
+            <w:tcBorders>
+              <w:bottom w:val="none" w:sz="0" w:space="0" w:color="000000"/>
+              <w:top w:val="none" w:sz="0" w:space="0" w:color="000000"/>
+              <w:left w:val="none" w:sz="0" w:space="0" w:color="000000"/>
+              <w:right w:val="none" w:sz="0" w:space="0" w:color="000000"/>
+            </w:tcBorders>
+            <w:shd w:val="clear" w:color="auto" w:fill="FFFFFF"/>
+            <w:tcMar>
+              <w:top w:w="0" w:type="dxa"/>
+              <w:bottom w:w="0" w:type="dxa"/>
+              <w:left w:w="0" w:type="dxa"/>
+              <w:right w:w="0" w:type="dxa"/>
+            </w:tcMar>
+            <w:vAlign w:val="top"/>
+          </w:tcPr>
+          <w:p>
+            <w:pPr>
+              <w:pStyle w:val="Normal"/>
+              <w:jc w:val="center"/>
+              <w:pBdr>
+                <w:bottom w:val="none" w:sz="0" w:space="0" w:color="000000"/>
+                <w:top w:val="none" w:sz="0" w:space="0" w:color="000000"/>
+                <w:left w:val="none" w:sz="0" w:space="0" w:color="000000"/>
+                <w:right w:val="none" w:sz="0" w:space="0" w:color="000000"/>
+              </w:pBdr>
+              <w:spacing w:after="100" w:before="100" w:line="240"/>
+              <w:ind w:left="100" w:right="100" w:firstLine="0" w:firstLineChars="0"/>
+              <w:rPr>
+                <w:rFonts w:ascii="Helvetica" w:hAnsi="Helvetica" w:eastAsia="Helvetica" w:cs="Helvetica"/>
+                <w:i w:val="false"/>
+                <w:b w:val="false"/>
+                <w:u w:val="none"/>
+                <w:sz w:val="22"/>
+                <w:szCs w:val="22"/>
+                <w:color w:val="000000"/>
+              </w:rPr>
+            </w:pPr>
+            <w:r>
+              <w:rPr>
+                <w:rFonts w:ascii="Helvetica" w:hAnsi="Helvetica" w:eastAsia="Helvetica" w:cs="Helvetica"/>
+                <w:i w:val="false"/>
+                <w:b w:val="false"/>
+                <w:u w:val="none"/>
+                <w:sz w:val="22"/>
+                <w:szCs w:val="22"/>
+                <w:color w:val="000000"/>
+              </w:rPr>
+              <w:t xml:space="preserve">0.270</w:t>
             </w:r>
           </w:p>
         </w:tc>
@@ -7005,7 +7005,7 @@
                 <w:szCs w:val="22"/>
                 <w:color w:val="000000"/>
               </w:rPr>
-              <w:t xml:space="preserve">0.870</w:t>
+              <w:t xml:space="preserve">0.880</w:t>
             </w:r>
           </w:p>
         </w:tc>
@@ -7170,60 +7170,60 @@
                 <w:szCs w:val="22"/>
                 <w:color w:val="000000"/>
               </w:rPr>
-              <w:t xml:space="preserve">1.45</w:t>
-            </w:r>
-          </w:p>
-        </w:tc>
-        <w:tc>
-          <w:tcPr>
-            <w:tcBorders>
-              <w:bottom w:val="none" w:sz="0" w:space="0" w:color="000000"/>
-              <w:top w:val="none" w:sz="0" w:space="0" w:color="000000"/>
-              <w:left w:val="none" w:sz="0" w:space="0" w:color="000000"/>
-              <w:right w:val="none" w:sz="0" w:space="0" w:color="000000"/>
-            </w:tcBorders>
-            <w:shd w:val="clear" w:color="auto" w:fill="FFFFFF"/>
-            <w:tcMar>
-              <w:top w:w="0" w:type="dxa"/>
-              <w:bottom w:w="0" w:type="dxa"/>
-              <w:left w:w="0" w:type="dxa"/>
-              <w:right w:w="0" w:type="dxa"/>
-            </w:tcMar>
-            <w:vAlign w:val="top"/>
-          </w:tcPr>
-          <w:p>
-            <w:pPr>
-              <w:pStyle w:val="Normal"/>
-              <w:jc w:val="center"/>
-              <w:pBdr>
-                <w:bottom w:val="none" w:sz="0" w:space="0" w:color="000000"/>
-                <w:top w:val="none" w:sz="0" w:space="0" w:color="000000"/>
-                <w:left w:val="none" w:sz="0" w:space="0" w:color="000000"/>
-                <w:right w:val="none" w:sz="0" w:space="0" w:color="000000"/>
-              </w:pBdr>
-              <w:spacing w:after="100" w:before="100" w:line="240"/>
-              <w:ind w:left="100" w:right="100" w:firstLine="0" w:firstLineChars="0"/>
-              <w:rPr>
-                <w:rFonts w:ascii="Helvetica" w:hAnsi="Helvetica" w:eastAsia="Helvetica" w:cs="Helvetica"/>
-                <w:i w:val="false"/>
-                <w:b w:val="false"/>
-                <w:u w:val="none"/>
-                <w:sz w:val="22"/>
-                <w:szCs w:val="22"/>
-                <w:color w:val="000000"/>
-              </w:rPr>
-            </w:pPr>
-            <w:r>
-              <w:rPr>
-                <w:rFonts w:ascii="Helvetica" w:hAnsi="Helvetica" w:eastAsia="Helvetica" w:cs="Helvetica"/>
-                <w:i w:val="false"/>
-                <w:b w:val="false"/>
-                <w:u w:val="none"/>
-                <w:sz w:val="22"/>
-                <w:szCs w:val="22"/>
-                <w:color w:val="000000"/>
-              </w:rPr>
-              <w:t xml:space="preserve">0.78, 2.70</w:t>
+              <w:t xml:space="preserve">1.46</w:t>
+            </w:r>
+          </w:p>
+        </w:tc>
+        <w:tc>
+          <w:tcPr>
+            <w:tcBorders>
+              <w:bottom w:val="none" w:sz="0" w:space="0" w:color="000000"/>
+              <w:top w:val="none" w:sz="0" w:space="0" w:color="000000"/>
+              <w:left w:val="none" w:sz="0" w:space="0" w:color="000000"/>
+              <w:right w:val="none" w:sz="0" w:space="0" w:color="000000"/>
+            </w:tcBorders>
+            <w:shd w:val="clear" w:color="auto" w:fill="FFFFFF"/>
+            <w:tcMar>
+              <w:top w:w="0" w:type="dxa"/>
+              <w:bottom w:w="0" w:type="dxa"/>
+              <w:left w:w="0" w:type="dxa"/>
+              <w:right w:w="0" w:type="dxa"/>
+            </w:tcMar>
+            <w:vAlign w:val="top"/>
+          </w:tcPr>
+          <w:p>
+            <w:pPr>
+              <w:pStyle w:val="Normal"/>
+              <w:jc w:val="center"/>
+              <w:pBdr>
+                <w:bottom w:val="none" w:sz="0" w:space="0" w:color="000000"/>
+                <w:top w:val="none" w:sz="0" w:space="0" w:color="000000"/>
+                <w:left w:val="none" w:sz="0" w:space="0" w:color="000000"/>
+                <w:right w:val="none" w:sz="0" w:space="0" w:color="000000"/>
+              </w:pBdr>
+              <w:spacing w:after="100" w:before="100" w:line="240"/>
+              <w:ind w:left="100" w:right="100" w:firstLine="0" w:firstLineChars="0"/>
+              <w:rPr>
+                <w:rFonts w:ascii="Helvetica" w:hAnsi="Helvetica" w:eastAsia="Helvetica" w:cs="Helvetica"/>
+                <w:i w:val="false"/>
+                <w:b w:val="false"/>
+                <w:u w:val="none"/>
+                <w:sz w:val="22"/>
+                <w:szCs w:val="22"/>
+                <w:color w:val="000000"/>
+              </w:rPr>
+            </w:pPr>
+            <w:r>
+              <w:rPr>
+                <w:rFonts w:ascii="Helvetica" w:hAnsi="Helvetica" w:eastAsia="Helvetica" w:cs="Helvetica"/>
+                <w:i w:val="false"/>
+                <w:b w:val="false"/>
+                <w:u w:val="none"/>
+                <w:sz w:val="22"/>
+                <w:szCs w:val="22"/>
+                <w:color w:val="000000"/>
+              </w:rPr>
+              <w:t xml:space="preserve">0.78, 2.71</w:t>
             </w:r>
           </w:p>
         </w:tc>
@@ -7382,113 +7382,113 @@
                 <w:szCs w:val="22"/>
                 <w:color w:val="000000"/>
               </w:rPr>
-              <w:t xml:space="preserve">0.81</w:t>
-            </w:r>
-          </w:p>
-        </w:tc>
-        <w:tc>
-          <w:tcPr>
-            <w:tcBorders>
-              <w:bottom w:val="none" w:sz="0" w:space="0" w:color="000000"/>
-              <w:top w:val="none" w:sz="0" w:space="0" w:color="000000"/>
-              <w:left w:val="none" w:sz="0" w:space="0" w:color="000000"/>
-              <w:right w:val="none" w:sz="0" w:space="0" w:color="000000"/>
-            </w:tcBorders>
-            <w:shd w:val="clear" w:color="auto" w:fill="FFFFFF"/>
-            <w:tcMar>
-              <w:top w:w="0" w:type="dxa"/>
-              <w:bottom w:w="0" w:type="dxa"/>
-              <w:left w:w="0" w:type="dxa"/>
-              <w:right w:w="0" w:type="dxa"/>
-            </w:tcMar>
-            <w:vAlign w:val="top"/>
-          </w:tcPr>
-          <w:p>
-            <w:pPr>
-              <w:pStyle w:val="Normal"/>
-              <w:jc w:val="center"/>
-              <w:pBdr>
-                <w:bottom w:val="none" w:sz="0" w:space="0" w:color="000000"/>
-                <w:top w:val="none" w:sz="0" w:space="0" w:color="000000"/>
-                <w:left w:val="none" w:sz="0" w:space="0" w:color="000000"/>
-                <w:right w:val="none" w:sz="0" w:space="0" w:color="000000"/>
-              </w:pBdr>
-              <w:spacing w:after="100" w:before="100" w:line="240"/>
-              <w:ind w:left="100" w:right="100" w:firstLine="0" w:firstLineChars="0"/>
-              <w:rPr>
-                <w:rFonts w:ascii="Helvetica" w:hAnsi="Helvetica" w:eastAsia="Helvetica" w:cs="Helvetica"/>
-                <w:i w:val="false"/>
-                <w:b w:val="false"/>
-                <w:u w:val="none"/>
-                <w:sz w:val="22"/>
-                <w:szCs w:val="22"/>
-                <w:color w:val="000000"/>
-              </w:rPr>
-            </w:pPr>
-            <w:r>
-              <w:rPr>
-                <w:rFonts w:ascii="Helvetica" w:hAnsi="Helvetica" w:eastAsia="Helvetica" w:cs="Helvetica"/>
-                <w:i w:val="false"/>
-                <w:b w:val="false"/>
-                <w:u w:val="none"/>
-                <w:sz w:val="22"/>
-                <w:szCs w:val="22"/>
-                <w:color w:val="000000"/>
-              </w:rPr>
-              <w:t xml:space="preserve">0.31, 2.09</w:t>
-            </w:r>
-          </w:p>
-        </w:tc>
-        <w:tc>
-          <w:tcPr>
-            <w:tcBorders>
-              <w:bottom w:val="none" w:sz="0" w:space="0" w:color="000000"/>
-              <w:top w:val="none" w:sz="0" w:space="0" w:color="000000"/>
-              <w:left w:val="none" w:sz="0" w:space="0" w:color="000000"/>
-              <w:right w:val="none" w:sz="0" w:space="0" w:color="000000"/>
-            </w:tcBorders>
-            <w:shd w:val="clear" w:color="auto" w:fill="FFFFFF"/>
-            <w:tcMar>
-              <w:top w:w="0" w:type="dxa"/>
-              <w:bottom w:w="0" w:type="dxa"/>
-              <w:left w:w="0" w:type="dxa"/>
-              <w:right w:w="0" w:type="dxa"/>
-            </w:tcMar>
-            <w:vAlign w:val="top"/>
-          </w:tcPr>
-          <w:p>
-            <w:pPr>
-              <w:pStyle w:val="Normal"/>
-              <w:jc w:val="center"/>
-              <w:pBdr>
-                <w:bottom w:val="none" w:sz="0" w:space="0" w:color="000000"/>
-                <w:top w:val="none" w:sz="0" w:space="0" w:color="000000"/>
-                <w:left w:val="none" w:sz="0" w:space="0" w:color="000000"/>
-                <w:right w:val="none" w:sz="0" w:space="0" w:color="000000"/>
-              </w:pBdr>
-              <w:spacing w:after="100" w:before="100" w:line="240"/>
-              <w:ind w:left="100" w:right="100" w:firstLine="0" w:firstLineChars="0"/>
-              <w:rPr>
-                <w:rFonts w:ascii="Helvetica" w:hAnsi="Helvetica" w:eastAsia="Helvetica" w:cs="Helvetica"/>
-                <w:i w:val="false"/>
-                <w:b w:val="false"/>
-                <w:u w:val="none"/>
-                <w:sz w:val="22"/>
-                <w:szCs w:val="22"/>
-                <w:color w:val="000000"/>
-              </w:rPr>
-            </w:pPr>
-            <w:r>
-              <w:rPr>
-                <w:rFonts w:ascii="Helvetica" w:hAnsi="Helvetica" w:eastAsia="Helvetica" w:cs="Helvetica"/>
-                <w:i w:val="false"/>
-                <w:b w:val="false"/>
-                <w:u w:val="none"/>
-                <w:sz w:val="22"/>
-                <w:szCs w:val="22"/>
-                <w:color w:val="000000"/>
-              </w:rPr>
-              <w:t xml:space="preserve">0.660</w:t>
+              <w:t xml:space="preserve">0.82</w:t>
+            </w:r>
+          </w:p>
+        </w:tc>
+        <w:tc>
+          <w:tcPr>
+            <w:tcBorders>
+              <w:bottom w:val="none" w:sz="0" w:space="0" w:color="000000"/>
+              <w:top w:val="none" w:sz="0" w:space="0" w:color="000000"/>
+              <w:left w:val="none" w:sz="0" w:space="0" w:color="000000"/>
+              <w:right w:val="none" w:sz="0" w:space="0" w:color="000000"/>
+            </w:tcBorders>
+            <w:shd w:val="clear" w:color="auto" w:fill="FFFFFF"/>
+            <w:tcMar>
+              <w:top w:w="0" w:type="dxa"/>
+              <w:bottom w:w="0" w:type="dxa"/>
+              <w:left w:w="0" w:type="dxa"/>
+              <w:right w:w="0" w:type="dxa"/>
+            </w:tcMar>
+            <w:vAlign w:val="top"/>
+          </w:tcPr>
+          <w:p>
+            <w:pPr>
+              <w:pStyle w:val="Normal"/>
+              <w:jc w:val="center"/>
+              <w:pBdr>
+                <w:bottom w:val="none" w:sz="0" w:space="0" w:color="000000"/>
+                <w:top w:val="none" w:sz="0" w:space="0" w:color="000000"/>
+                <w:left w:val="none" w:sz="0" w:space="0" w:color="000000"/>
+                <w:right w:val="none" w:sz="0" w:space="0" w:color="000000"/>
+              </w:pBdr>
+              <w:spacing w:after="100" w:before="100" w:line="240"/>
+              <w:ind w:left="100" w:right="100" w:firstLine="0" w:firstLineChars="0"/>
+              <w:rPr>
+                <w:rFonts w:ascii="Helvetica" w:hAnsi="Helvetica" w:eastAsia="Helvetica" w:cs="Helvetica"/>
+                <w:i w:val="false"/>
+                <w:b w:val="false"/>
+                <w:u w:val="none"/>
+                <w:sz w:val="22"/>
+                <w:szCs w:val="22"/>
+                <w:color w:val="000000"/>
+              </w:rPr>
+            </w:pPr>
+            <w:r>
+              <w:rPr>
+                <w:rFonts w:ascii="Helvetica" w:hAnsi="Helvetica" w:eastAsia="Helvetica" w:cs="Helvetica"/>
+                <w:i w:val="false"/>
+                <w:b w:val="false"/>
+                <w:u w:val="none"/>
+                <w:sz w:val="22"/>
+                <w:szCs w:val="22"/>
+                <w:color w:val="000000"/>
+              </w:rPr>
+              <w:t xml:space="preserve">0.32, 2.12</w:t>
+            </w:r>
+          </w:p>
+        </w:tc>
+        <w:tc>
+          <w:tcPr>
+            <w:tcBorders>
+              <w:bottom w:val="none" w:sz="0" w:space="0" w:color="000000"/>
+              <w:top w:val="none" w:sz="0" w:space="0" w:color="000000"/>
+              <w:left w:val="none" w:sz="0" w:space="0" w:color="000000"/>
+              <w:right w:val="none" w:sz="0" w:space="0" w:color="000000"/>
+            </w:tcBorders>
+            <w:shd w:val="clear" w:color="auto" w:fill="FFFFFF"/>
+            <w:tcMar>
+              <w:top w:w="0" w:type="dxa"/>
+              <w:bottom w:w="0" w:type="dxa"/>
+              <w:left w:w="0" w:type="dxa"/>
+              <w:right w:w="0" w:type="dxa"/>
+            </w:tcMar>
+            <w:vAlign w:val="top"/>
+          </w:tcPr>
+          <w:p>
+            <w:pPr>
+              <w:pStyle w:val="Normal"/>
+              <w:jc w:val="center"/>
+              <w:pBdr>
+                <w:bottom w:val="none" w:sz="0" w:space="0" w:color="000000"/>
+                <w:top w:val="none" w:sz="0" w:space="0" w:color="000000"/>
+                <w:left w:val="none" w:sz="0" w:space="0" w:color="000000"/>
+                <w:right w:val="none" w:sz="0" w:space="0" w:color="000000"/>
+              </w:pBdr>
+              <w:spacing w:after="100" w:before="100" w:line="240"/>
+              <w:ind w:left="100" w:right="100" w:firstLine="0" w:firstLineChars="0"/>
+              <w:rPr>
+                <w:rFonts w:ascii="Helvetica" w:hAnsi="Helvetica" w:eastAsia="Helvetica" w:cs="Helvetica"/>
+                <w:i w:val="false"/>
+                <w:b w:val="false"/>
+                <w:u w:val="none"/>
+                <w:sz w:val="22"/>
+                <w:szCs w:val="22"/>
+                <w:color w:val="000000"/>
+              </w:rPr>
+            </w:pPr>
+            <w:r>
+              <w:rPr>
+                <w:rFonts w:ascii="Helvetica" w:hAnsi="Helvetica" w:eastAsia="Helvetica" w:cs="Helvetica"/>
+                <w:i w:val="false"/>
+                <w:b w:val="false"/>
+                <w:u w:val="none"/>
+                <w:sz w:val="22"/>
+                <w:szCs w:val="22"/>
+                <w:color w:val="000000"/>
+              </w:rPr>
+              <w:t xml:space="preserve">0.680</w:t>
             </w:r>
           </w:p>
         </w:tc>
@@ -7706,60 +7706,60 @@
                 <w:szCs w:val="22"/>
                 <w:color w:val="000000"/>
               </w:rPr>
-              <w:t xml:space="preserve">0.30, 0.97</w:t>
-            </w:r>
-          </w:p>
-        </w:tc>
-        <w:tc>
-          <w:tcPr>
-            <w:tcBorders>
-              <w:bottom w:val="none" w:sz="0" w:space="0" w:color="000000"/>
-              <w:top w:val="none" w:sz="0" w:space="0" w:color="000000"/>
-              <w:left w:val="none" w:sz="0" w:space="0" w:color="000000"/>
-              <w:right w:val="none" w:sz="0" w:space="0" w:color="000000"/>
-            </w:tcBorders>
-            <w:shd w:val="clear" w:color="auto" w:fill="FFFFFF"/>
-            <w:tcMar>
-              <w:top w:w="0" w:type="dxa"/>
-              <w:bottom w:w="0" w:type="dxa"/>
-              <w:left w:w="0" w:type="dxa"/>
-              <w:right w:w="0" w:type="dxa"/>
-            </w:tcMar>
-            <w:vAlign w:val="top"/>
-          </w:tcPr>
-          <w:p>
-            <w:pPr>
-              <w:pStyle w:val="Normal"/>
-              <w:jc w:val="center"/>
-              <w:pBdr>
-                <w:bottom w:val="none" w:sz="0" w:space="0" w:color="000000"/>
-                <w:top w:val="none" w:sz="0" w:space="0" w:color="000000"/>
-                <w:left w:val="none" w:sz="0" w:space="0" w:color="000000"/>
-                <w:right w:val="none" w:sz="0" w:space="0" w:color="000000"/>
-              </w:pBdr>
-              <w:spacing w:after="100" w:before="100" w:line="240"/>
-              <w:ind w:left="100" w:right="100" w:firstLine="0" w:firstLineChars="0"/>
-              <w:rPr>
-                <w:rFonts w:ascii="Helvetica" w:hAnsi="Helvetica" w:eastAsia="Helvetica" w:cs="Helvetica"/>
-                <w:i w:val="false"/>
-                <w:b w:val="false"/>
-                <w:u w:val="none"/>
-                <w:sz w:val="22"/>
-                <w:szCs w:val="22"/>
-                <w:color w:val="000000"/>
-              </w:rPr>
-            </w:pPr>
-            <w:r>
-              <w:rPr>
-                <w:rFonts w:ascii="Helvetica" w:hAnsi="Helvetica" w:eastAsia="Helvetica" w:cs="Helvetica"/>
-                <w:i w:val="false"/>
-                <w:b w:val="false"/>
-                <w:u w:val="none"/>
-                <w:sz w:val="22"/>
-                <w:szCs w:val="22"/>
-                <w:color w:val="000000"/>
-              </w:rPr>
-              <w:t xml:space="preserve">0.041</w:t>
+              <w:t xml:space="preserve">0.30, 0.98</w:t>
+            </w:r>
+          </w:p>
+        </w:tc>
+        <w:tc>
+          <w:tcPr>
+            <w:tcBorders>
+              <w:bottom w:val="none" w:sz="0" w:space="0" w:color="000000"/>
+              <w:top w:val="none" w:sz="0" w:space="0" w:color="000000"/>
+              <w:left w:val="none" w:sz="0" w:space="0" w:color="000000"/>
+              <w:right w:val="none" w:sz="0" w:space="0" w:color="000000"/>
+            </w:tcBorders>
+            <w:shd w:val="clear" w:color="auto" w:fill="FFFFFF"/>
+            <w:tcMar>
+              <w:top w:w="0" w:type="dxa"/>
+              <w:bottom w:w="0" w:type="dxa"/>
+              <w:left w:w="0" w:type="dxa"/>
+              <w:right w:w="0" w:type="dxa"/>
+            </w:tcMar>
+            <w:vAlign w:val="top"/>
+          </w:tcPr>
+          <w:p>
+            <w:pPr>
+              <w:pStyle w:val="Normal"/>
+              <w:jc w:val="center"/>
+              <w:pBdr>
+                <w:bottom w:val="none" w:sz="0" w:space="0" w:color="000000"/>
+                <w:top w:val="none" w:sz="0" w:space="0" w:color="000000"/>
+                <w:left w:val="none" w:sz="0" w:space="0" w:color="000000"/>
+                <w:right w:val="none" w:sz="0" w:space="0" w:color="000000"/>
+              </w:pBdr>
+              <w:spacing w:after="100" w:before="100" w:line="240"/>
+              <w:ind w:left="100" w:right="100" w:firstLine="0" w:firstLineChars="0"/>
+              <w:rPr>
+                <w:rFonts w:ascii="Helvetica" w:hAnsi="Helvetica" w:eastAsia="Helvetica" w:cs="Helvetica"/>
+                <w:i w:val="false"/>
+                <w:b w:val="false"/>
+                <w:u w:val="none"/>
+                <w:sz w:val="22"/>
+                <w:szCs w:val="22"/>
+                <w:color w:val="000000"/>
+              </w:rPr>
+            </w:pPr>
+            <w:r>
+              <w:rPr>
+                <w:rFonts w:ascii="Helvetica" w:hAnsi="Helvetica" w:eastAsia="Helvetica" w:cs="Helvetica"/>
+                <w:i w:val="false"/>
+                <w:b w:val="false"/>
+                <w:u w:val="none"/>
+                <w:sz w:val="22"/>
+                <w:szCs w:val="22"/>
+                <w:color w:val="000000"/>
+              </w:rPr>
+              <w:t xml:space="preserve">0.042</w:t>
             </w:r>
           </w:p>
         </w:tc>
@@ -7865,60 +7865,60 @@
                 <w:szCs w:val="22"/>
                 <w:color w:val="000000"/>
               </w:rPr>
-              <w:t xml:space="preserve">0.63</w:t>
-            </w:r>
-          </w:p>
-        </w:tc>
-        <w:tc>
-          <w:tcPr>
-            <w:tcBorders>
-              <w:bottom w:val="none" w:sz="0" w:space="0" w:color="000000"/>
-              <w:top w:val="none" w:sz="0" w:space="0" w:color="000000"/>
-              <w:left w:val="none" w:sz="0" w:space="0" w:color="000000"/>
-              <w:right w:val="none" w:sz="0" w:space="0" w:color="000000"/>
-            </w:tcBorders>
-            <w:shd w:val="clear" w:color="auto" w:fill="FFFFFF"/>
-            <w:tcMar>
-              <w:top w:w="0" w:type="dxa"/>
-              <w:bottom w:w="0" w:type="dxa"/>
-              <w:left w:w="0" w:type="dxa"/>
-              <w:right w:w="0" w:type="dxa"/>
-            </w:tcMar>
-            <w:vAlign w:val="top"/>
-          </w:tcPr>
-          <w:p>
-            <w:pPr>
-              <w:pStyle w:val="Normal"/>
-              <w:jc w:val="center"/>
-              <w:pBdr>
-                <w:bottom w:val="none" w:sz="0" w:space="0" w:color="000000"/>
-                <w:top w:val="none" w:sz="0" w:space="0" w:color="000000"/>
-                <w:left w:val="none" w:sz="0" w:space="0" w:color="000000"/>
-                <w:right w:val="none" w:sz="0" w:space="0" w:color="000000"/>
-              </w:pBdr>
-              <w:spacing w:after="100" w:before="100" w:line="240"/>
-              <w:ind w:left="100" w:right="100" w:firstLine="0" w:firstLineChars="0"/>
-              <w:rPr>
-                <w:rFonts w:ascii="Helvetica" w:hAnsi="Helvetica" w:eastAsia="Helvetica" w:cs="Helvetica"/>
-                <w:i w:val="false"/>
-                <w:b w:val="false"/>
-                <w:u w:val="none"/>
-                <w:sz w:val="22"/>
-                <w:szCs w:val="22"/>
-                <w:color w:val="000000"/>
-              </w:rPr>
-            </w:pPr>
-            <w:r>
-              <w:rPr>
-                <w:rFonts w:ascii="Helvetica" w:hAnsi="Helvetica" w:eastAsia="Helvetica" w:cs="Helvetica"/>
-                <w:i w:val="false"/>
-                <w:b w:val="false"/>
-                <w:u w:val="none"/>
-                <w:sz w:val="22"/>
-                <w:szCs w:val="22"/>
-                <w:color w:val="000000"/>
-              </w:rPr>
-              <w:t xml:space="preserve">0.27, 1.46</w:t>
+              <w:t xml:space="preserve">0.64</w:t>
+            </w:r>
+          </w:p>
+        </w:tc>
+        <w:tc>
+          <w:tcPr>
+            <w:tcBorders>
+              <w:bottom w:val="none" w:sz="0" w:space="0" w:color="000000"/>
+              <w:top w:val="none" w:sz="0" w:space="0" w:color="000000"/>
+              <w:left w:val="none" w:sz="0" w:space="0" w:color="000000"/>
+              <w:right w:val="none" w:sz="0" w:space="0" w:color="000000"/>
+            </w:tcBorders>
+            <w:shd w:val="clear" w:color="auto" w:fill="FFFFFF"/>
+            <w:tcMar>
+              <w:top w:w="0" w:type="dxa"/>
+              <w:bottom w:w="0" w:type="dxa"/>
+              <w:left w:w="0" w:type="dxa"/>
+              <w:right w:w="0" w:type="dxa"/>
+            </w:tcMar>
+            <w:vAlign w:val="top"/>
+          </w:tcPr>
+          <w:p>
+            <w:pPr>
+              <w:pStyle w:val="Normal"/>
+              <w:jc w:val="center"/>
+              <w:pBdr>
+                <w:bottom w:val="none" w:sz="0" w:space="0" w:color="000000"/>
+                <w:top w:val="none" w:sz="0" w:space="0" w:color="000000"/>
+                <w:left w:val="none" w:sz="0" w:space="0" w:color="000000"/>
+                <w:right w:val="none" w:sz="0" w:space="0" w:color="000000"/>
+              </w:pBdr>
+              <w:spacing w:after="100" w:before="100" w:line="240"/>
+              <w:ind w:left="100" w:right="100" w:firstLine="0" w:firstLineChars="0"/>
+              <w:rPr>
+                <w:rFonts w:ascii="Helvetica" w:hAnsi="Helvetica" w:eastAsia="Helvetica" w:cs="Helvetica"/>
+                <w:i w:val="false"/>
+                <w:b w:val="false"/>
+                <w:u w:val="none"/>
+                <w:sz w:val="22"/>
+                <w:szCs w:val="22"/>
+                <w:color w:val="000000"/>
+              </w:rPr>
+            </w:pPr>
+            <w:r>
+              <w:rPr>
+                <w:rFonts w:ascii="Helvetica" w:hAnsi="Helvetica" w:eastAsia="Helvetica" w:cs="Helvetica"/>
+                <w:i w:val="false"/>
+                <w:b w:val="false"/>
+                <w:u w:val="none"/>
+                <w:sz w:val="22"/>
+                <w:szCs w:val="22"/>
+                <w:color w:val="000000"/>
+              </w:rPr>
+              <w:t xml:space="preserve">0.28, 1.47</w:t>
             </w:r>
           </w:p>
         </w:tc>
@@ -8136,113 +8136,113 @@
                 <w:szCs w:val="22"/>
                 <w:color w:val="000000"/>
               </w:rPr>
-              <w:t xml:space="preserve">1.15</w:t>
-            </w:r>
-          </w:p>
-        </w:tc>
-        <w:tc>
-          <w:tcPr>
-            <w:tcBorders>
-              <w:bottom w:val="none" w:sz="0" w:space="0" w:color="000000"/>
-              <w:top w:val="none" w:sz="0" w:space="0" w:color="000000"/>
-              <w:left w:val="none" w:sz="0" w:space="0" w:color="000000"/>
-              <w:right w:val="none" w:sz="0" w:space="0" w:color="000000"/>
-            </w:tcBorders>
-            <w:shd w:val="clear" w:color="auto" w:fill="FFFFFF"/>
-            <w:tcMar>
-              <w:top w:w="0" w:type="dxa"/>
-              <w:bottom w:w="0" w:type="dxa"/>
-              <w:left w:w="0" w:type="dxa"/>
-              <w:right w:w="0" w:type="dxa"/>
-            </w:tcMar>
-            <w:vAlign w:val="top"/>
-          </w:tcPr>
-          <w:p>
-            <w:pPr>
-              <w:pStyle w:val="Normal"/>
-              <w:jc w:val="center"/>
-              <w:pBdr>
-                <w:bottom w:val="none" w:sz="0" w:space="0" w:color="000000"/>
-                <w:top w:val="none" w:sz="0" w:space="0" w:color="000000"/>
-                <w:left w:val="none" w:sz="0" w:space="0" w:color="000000"/>
-                <w:right w:val="none" w:sz="0" w:space="0" w:color="000000"/>
-              </w:pBdr>
-              <w:spacing w:after="100" w:before="100" w:line="240"/>
-              <w:ind w:left="100" w:right="100" w:firstLine="0" w:firstLineChars="0"/>
-              <w:rPr>
-                <w:rFonts w:ascii="Helvetica" w:hAnsi="Helvetica" w:eastAsia="Helvetica" w:cs="Helvetica"/>
-                <w:i w:val="false"/>
-                <w:b w:val="false"/>
-                <w:u w:val="none"/>
-                <w:sz w:val="22"/>
-                <w:szCs w:val="22"/>
-                <w:color w:val="000000"/>
-              </w:rPr>
-            </w:pPr>
-            <w:r>
-              <w:rPr>
-                <w:rFonts w:ascii="Helvetica" w:hAnsi="Helvetica" w:eastAsia="Helvetica" w:cs="Helvetica"/>
-                <w:i w:val="false"/>
-                <w:b w:val="false"/>
-                <w:u w:val="none"/>
-                <w:sz w:val="22"/>
-                <w:szCs w:val="22"/>
-                <w:color w:val="000000"/>
-              </w:rPr>
-              <w:t xml:space="preserve">0.70, 1.89</w:t>
-            </w:r>
-          </w:p>
-        </w:tc>
-        <w:tc>
-          <w:tcPr>
-            <w:tcBorders>
-              <w:bottom w:val="none" w:sz="0" w:space="0" w:color="000000"/>
-              <w:top w:val="none" w:sz="0" w:space="0" w:color="000000"/>
-              <w:left w:val="none" w:sz="0" w:space="0" w:color="000000"/>
-              <w:right w:val="none" w:sz="0" w:space="0" w:color="000000"/>
-            </w:tcBorders>
-            <w:shd w:val="clear" w:color="auto" w:fill="FFFFFF"/>
-            <w:tcMar>
-              <w:top w:w="0" w:type="dxa"/>
-              <w:bottom w:w="0" w:type="dxa"/>
-              <w:left w:w="0" w:type="dxa"/>
-              <w:right w:w="0" w:type="dxa"/>
-            </w:tcMar>
-            <w:vAlign w:val="top"/>
-          </w:tcPr>
-          <w:p>
-            <w:pPr>
-              <w:pStyle w:val="Normal"/>
-              <w:jc w:val="center"/>
-              <w:pBdr>
-                <w:bottom w:val="none" w:sz="0" w:space="0" w:color="000000"/>
-                <w:top w:val="none" w:sz="0" w:space="0" w:color="000000"/>
-                <w:left w:val="none" w:sz="0" w:space="0" w:color="000000"/>
-                <w:right w:val="none" w:sz="0" w:space="0" w:color="000000"/>
-              </w:pBdr>
-              <w:spacing w:after="100" w:before="100" w:line="240"/>
-              <w:ind w:left="100" w:right="100" w:firstLine="0" w:firstLineChars="0"/>
-              <w:rPr>
-                <w:rFonts w:ascii="Helvetica" w:hAnsi="Helvetica" w:eastAsia="Helvetica" w:cs="Helvetica"/>
-                <w:i w:val="false"/>
-                <w:b w:val="false"/>
-                <w:u w:val="none"/>
-                <w:sz w:val="22"/>
-                <w:szCs w:val="22"/>
-                <w:color w:val="000000"/>
-              </w:rPr>
-            </w:pPr>
-            <w:r>
-              <w:rPr>
-                <w:rFonts w:ascii="Helvetica" w:hAnsi="Helvetica" w:eastAsia="Helvetica" w:cs="Helvetica"/>
-                <w:i w:val="false"/>
-                <w:b w:val="false"/>
-                <w:u w:val="none"/>
-                <w:sz w:val="22"/>
-                <w:szCs w:val="22"/>
-                <w:color w:val="000000"/>
-              </w:rPr>
-              <w:t xml:space="preserve">0.570</w:t>
+              <w:t xml:space="preserve">1.14</w:t>
+            </w:r>
+          </w:p>
+        </w:tc>
+        <w:tc>
+          <w:tcPr>
+            <w:tcBorders>
+              <w:bottom w:val="none" w:sz="0" w:space="0" w:color="000000"/>
+              <w:top w:val="none" w:sz="0" w:space="0" w:color="000000"/>
+              <w:left w:val="none" w:sz="0" w:space="0" w:color="000000"/>
+              <w:right w:val="none" w:sz="0" w:space="0" w:color="000000"/>
+            </w:tcBorders>
+            <w:shd w:val="clear" w:color="auto" w:fill="FFFFFF"/>
+            <w:tcMar>
+              <w:top w:w="0" w:type="dxa"/>
+              <w:bottom w:w="0" w:type="dxa"/>
+              <w:left w:w="0" w:type="dxa"/>
+              <w:right w:w="0" w:type="dxa"/>
+            </w:tcMar>
+            <w:vAlign w:val="top"/>
+          </w:tcPr>
+          <w:p>
+            <w:pPr>
+              <w:pStyle w:val="Normal"/>
+              <w:jc w:val="center"/>
+              <w:pBdr>
+                <w:bottom w:val="none" w:sz="0" w:space="0" w:color="000000"/>
+                <w:top w:val="none" w:sz="0" w:space="0" w:color="000000"/>
+                <w:left w:val="none" w:sz="0" w:space="0" w:color="000000"/>
+                <w:right w:val="none" w:sz="0" w:space="0" w:color="000000"/>
+              </w:pBdr>
+              <w:spacing w:after="100" w:before="100" w:line="240"/>
+              <w:ind w:left="100" w:right="100" w:firstLine="0" w:firstLineChars="0"/>
+              <w:rPr>
+                <w:rFonts w:ascii="Helvetica" w:hAnsi="Helvetica" w:eastAsia="Helvetica" w:cs="Helvetica"/>
+                <w:i w:val="false"/>
+                <w:b w:val="false"/>
+                <w:u w:val="none"/>
+                <w:sz w:val="22"/>
+                <w:szCs w:val="22"/>
+                <w:color w:val="000000"/>
+              </w:rPr>
+            </w:pPr>
+            <w:r>
+              <w:rPr>
+                <w:rFonts w:ascii="Helvetica" w:hAnsi="Helvetica" w:eastAsia="Helvetica" w:cs="Helvetica"/>
+                <w:i w:val="false"/>
+                <w:b w:val="false"/>
+                <w:u w:val="none"/>
+                <w:sz w:val="22"/>
+                <w:szCs w:val="22"/>
+                <w:color w:val="000000"/>
+              </w:rPr>
+              <w:t xml:space="preserve">0.70, 1.87</w:t>
+            </w:r>
+          </w:p>
+        </w:tc>
+        <w:tc>
+          <w:tcPr>
+            <w:tcBorders>
+              <w:bottom w:val="none" w:sz="0" w:space="0" w:color="000000"/>
+              <w:top w:val="none" w:sz="0" w:space="0" w:color="000000"/>
+              <w:left w:val="none" w:sz="0" w:space="0" w:color="000000"/>
+              <w:right w:val="none" w:sz="0" w:space="0" w:color="000000"/>
+            </w:tcBorders>
+            <w:shd w:val="clear" w:color="auto" w:fill="FFFFFF"/>
+            <w:tcMar>
+              <w:top w:w="0" w:type="dxa"/>
+              <w:bottom w:w="0" w:type="dxa"/>
+              <w:left w:w="0" w:type="dxa"/>
+              <w:right w:w="0" w:type="dxa"/>
+            </w:tcMar>
+            <w:vAlign w:val="top"/>
+          </w:tcPr>
+          <w:p>
+            <w:pPr>
+              <w:pStyle w:val="Normal"/>
+              <w:jc w:val="center"/>
+              <w:pBdr>
+                <w:bottom w:val="none" w:sz="0" w:space="0" w:color="000000"/>
+                <w:top w:val="none" w:sz="0" w:space="0" w:color="000000"/>
+                <w:left w:val="none" w:sz="0" w:space="0" w:color="000000"/>
+                <w:right w:val="none" w:sz="0" w:space="0" w:color="000000"/>
+              </w:pBdr>
+              <w:spacing w:after="100" w:before="100" w:line="240"/>
+              <w:ind w:left="100" w:right="100" w:firstLine="0" w:firstLineChars="0"/>
+              <w:rPr>
+                <w:rFonts w:ascii="Helvetica" w:hAnsi="Helvetica" w:eastAsia="Helvetica" w:cs="Helvetica"/>
+                <w:i w:val="false"/>
+                <w:b w:val="false"/>
+                <w:u w:val="none"/>
+                <w:sz w:val="22"/>
+                <w:szCs w:val="22"/>
+                <w:color w:val="000000"/>
+              </w:rPr>
+            </w:pPr>
+            <w:r>
+              <w:rPr>
+                <w:rFonts w:ascii="Helvetica" w:hAnsi="Helvetica" w:eastAsia="Helvetica" w:cs="Helvetica"/>
+                <w:i w:val="false"/>
+                <w:b w:val="false"/>
+                <w:u w:val="none"/>
+                <w:sz w:val="22"/>
+                <w:szCs w:val="22"/>
+                <w:color w:val="000000"/>
+              </w:rPr>
+              <w:t xml:space="preserve">0.600</w:t>
             </w:r>
           </w:p>
         </w:tc>
@@ -8454,7 +8454,7 @@
                 <w:szCs w:val="22"/>
                 <w:color w:val="000000"/>
               </w:rPr>
-              <w:t xml:space="preserve">0.210</w:t>
+              <w:t xml:space="preserve">0.220</w:t>
             </w:r>
           </w:p>
         </w:tc>
@@ -8619,113 +8619,113 @@
                 <w:szCs w:val="22"/>
                 <w:color w:val="000000"/>
               </w:rPr>
-              <w:t xml:space="preserve">1.60</w:t>
-            </w:r>
-          </w:p>
-        </w:tc>
-        <w:tc>
-          <w:tcPr>
-            <w:tcBorders>
-              <w:bottom w:val="none" w:sz="0" w:space="0" w:color="000000"/>
-              <w:top w:val="none" w:sz="0" w:space="0" w:color="000000"/>
-              <w:left w:val="none" w:sz="0" w:space="0" w:color="000000"/>
-              <w:right w:val="none" w:sz="0" w:space="0" w:color="000000"/>
-            </w:tcBorders>
-            <w:shd w:val="clear" w:color="auto" w:fill="FFFFFF"/>
-            <w:tcMar>
-              <w:top w:w="0" w:type="dxa"/>
-              <w:bottom w:w="0" w:type="dxa"/>
-              <w:left w:w="0" w:type="dxa"/>
-              <w:right w:w="0" w:type="dxa"/>
-            </w:tcMar>
-            <w:vAlign w:val="top"/>
-          </w:tcPr>
-          <w:p>
-            <w:pPr>
-              <w:pStyle w:val="Normal"/>
-              <w:jc w:val="center"/>
-              <w:pBdr>
-                <w:bottom w:val="none" w:sz="0" w:space="0" w:color="000000"/>
-                <w:top w:val="none" w:sz="0" w:space="0" w:color="000000"/>
-                <w:left w:val="none" w:sz="0" w:space="0" w:color="000000"/>
-                <w:right w:val="none" w:sz="0" w:space="0" w:color="000000"/>
-              </w:pBdr>
-              <w:spacing w:after="100" w:before="100" w:line="240"/>
-              <w:ind w:left="100" w:right="100" w:firstLine="0" w:firstLineChars="0"/>
-              <w:rPr>
-                <w:rFonts w:ascii="Helvetica" w:hAnsi="Helvetica" w:eastAsia="Helvetica" w:cs="Helvetica"/>
-                <w:i w:val="false"/>
-                <w:b w:val="false"/>
-                <w:u w:val="none"/>
-                <w:sz w:val="22"/>
-                <w:szCs w:val="22"/>
-                <w:color w:val="000000"/>
-              </w:rPr>
-            </w:pPr>
-            <w:r>
-              <w:rPr>
-                <w:rFonts w:ascii="Helvetica" w:hAnsi="Helvetica" w:eastAsia="Helvetica" w:cs="Helvetica"/>
-                <w:i w:val="false"/>
-                <w:b w:val="false"/>
-                <w:u w:val="none"/>
-                <w:sz w:val="22"/>
-                <w:szCs w:val="22"/>
-                <w:color w:val="000000"/>
-              </w:rPr>
-              <w:t xml:space="preserve">0.92, 2.78</w:t>
-            </w:r>
-          </w:p>
-        </w:tc>
-        <w:tc>
-          <w:tcPr>
-            <w:tcBorders>
-              <w:bottom w:val="none" w:sz="0" w:space="0" w:color="000000"/>
-              <w:top w:val="none" w:sz="0" w:space="0" w:color="000000"/>
-              <w:left w:val="none" w:sz="0" w:space="0" w:color="000000"/>
-              <w:right w:val="none" w:sz="0" w:space="0" w:color="000000"/>
-            </w:tcBorders>
-            <w:shd w:val="clear" w:color="auto" w:fill="FFFFFF"/>
-            <w:tcMar>
-              <w:top w:w="0" w:type="dxa"/>
-              <w:bottom w:w="0" w:type="dxa"/>
-              <w:left w:w="0" w:type="dxa"/>
-              <w:right w:w="0" w:type="dxa"/>
-            </w:tcMar>
-            <w:vAlign w:val="top"/>
-          </w:tcPr>
-          <w:p>
-            <w:pPr>
-              <w:pStyle w:val="Normal"/>
-              <w:jc w:val="center"/>
-              <w:pBdr>
-                <w:bottom w:val="none" w:sz="0" w:space="0" w:color="000000"/>
-                <w:top w:val="none" w:sz="0" w:space="0" w:color="000000"/>
-                <w:left w:val="none" w:sz="0" w:space="0" w:color="000000"/>
-                <w:right w:val="none" w:sz="0" w:space="0" w:color="000000"/>
-              </w:pBdr>
-              <w:spacing w:after="100" w:before="100" w:line="240"/>
-              <w:ind w:left="100" w:right="100" w:firstLine="0" w:firstLineChars="0"/>
-              <w:rPr>
-                <w:rFonts w:ascii="Helvetica" w:hAnsi="Helvetica" w:eastAsia="Helvetica" w:cs="Helvetica"/>
-                <w:i w:val="false"/>
-                <w:b w:val="false"/>
-                <w:u w:val="none"/>
-                <w:sz w:val="22"/>
-                <w:szCs w:val="22"/>
-                <w:color w:val="000000"/>
-              </w:rPr>
-            </w:pPr>
-            <w:r>
-              <w:rPr>
-                <w:rFonts w:ascii="Helvetica" w:hAnsi="Helvetica" w:eastAsia="Helvetica" w:cs="Helvetica"/>
-                <w:i w:val="false"/>
-                <w:b w:val="false"/>
-                <w:u w:val="none"/>
-                <w:sz w:val="22"/>
-                <w:szCs w:val="22"/>
-                <w:color w:val="000000"/>
-              </w:rPr>
-              <w:t xml:space="preserve">0.099</w:t>
+              <w:t xml:space="preserve">1.58</w:t>
+            </w:r>
+          </w:p>
+        </w:tc>
+        <w:tc>
+          <w:tcPr>
+            <w:tcBorders>
+              <w:bottom w:val="none" w:sz="0" w:space="0" w:color="000000"/>
+              <w:top w:val="none" w:sz="0" w:space="0" w:color="000000"/>
+              <w:left w:val="none" w:sz="0" w:space="0" w:color="000000"/>
+              <w:right w:val="none" w:sz="0" w:space="0" w:color="000000"/>
+            </w:tcBorders>
+            <w:shd w:val="clear" w:color="auto" w:fill="FFFFFF"/>
+            <w:tcMar>
+              <w:top w:w="0" w:type="dxa"/>
+              <w:bottom w:w="0" w:type="dxa"/>
+              <w:left w:w="0" w:type="dxa"/>
+              <w:right w:w="0" w:type="dxa"/>
+            </w:tcMar>
+            <w:vAlign w:val="top"/>
+          </w:tcPr>
+          <w:p>
+            <w:pPr>
+              <w:pStyle w:val="Normal"/>
+              <w:jc w:val="center"/>
+              <w:pBdr>
+                <w:bottom w:val="none" w:sz="0" w:space="0" w:color="000000"/>
+                <w:top w:val="none" w:sz="0" w:space="0" w:color="000000"/>
+                <w:left w:val="none" w:sz="0" w:space="0" w:color="000000"/>
+                <w:right w:val="none" w:sz="0" w:space="0" w:color="000000"/>
+              </w:pBdr>
+              <w:spacing w:after="100" w:before="100" w:line="240"/>
+              <w:ind w:left="100" w:right="100" w:firstLine="0" w:firstLineChars="0"/>
+              <w:rPr>
+                <w:rFonts w:ascii="Helvetica" w:hAnsi="Helvetica" w:eastAsia="Helvetica" w:cs="Helvetica"/>
+                <w:i w:val="false"/>
+                <w:b w:val="false"/>
+                <w:u w:val="none"/>
+                <w:sz w:val="22"/>
+                <w:szCs w:val="22"/>
+                <w:color w:val="000000"/>
+              </w:rPr>
+            </w:pPr>
+            <w:r>
+              <w:rPr>
+                <w:rFonts w:ascii="Helvetica" w:hAnsi="Helvetica" w:eastAsia="Helvetica" w:cs="Helvetica"/>
+                <w:i w:val="false"/>
+                <w:b w:val="false"/>
+                <w:u w:val="none"/>
+                <w:sz w:val="22"/>
+                <w:szCs w:val="22"/>
+                <w:color w:val="000000"/>
+              </w:rPr>
+              <w:t xml:space="preserve">0.90, 2.75</w:t>
+            </w:r>
+          </w:p>
+        </w:tc>
+        <w:tc>
+          <w:tcPr>
+            <w:tcBorders>
+              <w:bottom w:val="none" w:sz="0" w:space="0" w:color="000000"/>
+              <w:top w:val="none" w:sz="0" w:space="0" w:color="000000"/>
+              <w:left w:val="none" w:sz="0" w:space="0" w:color="000000"/>
+              <w:right w:val="none" w:sz="0" w:space="0" w:color="000000"/>
+            </w:tcBorders>
+            <w:shd w:val="clear" w:color="auto" w:fill="FFFFFF"/>
+            <w:tcMar>
+              <w:top w:w="0" w:type="dxa"/>
+              <w:bottom w:w="0" w:type="dxa"/>
+              <w:left w:w="0" w:type="dxa"/>
+              <w:right w:w="0" w:type="dxa"/>
+            </w:tcMar>
+            <w:vAlign w:val="top"/>
+          </w:tcPr>
+          <w:p>
+            <w:pPr>
+              <w:pStyle w:val="Normal"/>
+              <w:jc w:val="center"/>
+              <w:pBdr>
+                <w:bottom w:val="none" w:sz="0" w:space="0" w:color="000000"/>
+                <w:top w:val="none" w:sz="0" w:space="0" w:color="000000"/>
+                <w:left w:val="none" w:sz="0" w:space="0" w:color="000000"/>
+                <w:right w:val="none" w:sz="0" w:space="0" w:color="000000"/>
+              </w:pBdr>
+              <w:spacing w:after="100" w:before="100" w:line="240"/>
+              <w:ind w:left="100" w:right="100" w:firstLine="0" w:firstLineChars="0"/>
+              <w:rPr>
+                <w:rFonts w:ascii="Helvetica" w:hAnsi="Helvetica" w:eastAsia="Helvetica" w:cs="Helvetica"/>
+                <w:i w:val="false"/>
+                <w:b w:val="false"/>
+                <w:u w:val="none"/>
+                <w:sz w:val="22"/>
+                <w:szCs w:val="22"/>
+                <w:color w:val="000000"/>
+              </w:rPr>
+            </w:pPr>
+            <w:r>
+              <w:rPr>
+                <w:rFonts w:ascii="Helvetica" w:hAnsi="Helvetica" w:eastAsia="Helvetica" w:cs="Helvetica"/>
+                <w:i w:val="false"/>
+                <w:b w:val="false"/>
+                <w:u w:val="none"/>
+                <w:sz w:val="22"/>
+                <w:szCs w:val="22"/>
+                <w:color w:val="000000"/>
+              </w:rPr>
+              <w:t xml:space="preserve">0.110</w:t>
             </w:r>
           </w:p>
         </w:tc>
@@ -8831,60 +8831,60 @@
                 <w:szCs w:val="22"/>
                 <w:color w:val="000000"/>
               </w:rPr>
-              <w:t xml:space="preserve">0.52</w:t>
-            </w:r>
-          </w:p>
-        </w:tc>
-        <w:tc>
-          <w:tcPr>
-            <w:tcBorders>
-              <w:bottom w:val="none" w:sz="0" w:space="0" w:color="000000"/>
-              <w:top w:val="none" w:sz="0" w:space="0" w:color="000000"/>
-              <w:left w:val="none" w:sz="0" w:space="0" w:color="000000"/>
-              <w:right w:val="none" w:sz="0" w:space="0" w:color="000000"/>
-            </w:tcBorders>
-            <w:shd w:val="clear" w:color="auto" w:fill="FFFFFF"/>
-            <w:tcMar>
-              <w:top w:w="0" w:type="dxa"/>
-              <w:bottom w:w="0" w:type="dxa"/>
-              <w:left w:w="0" w:type="dxa"/>
-              <w:right w:w="0" w:type="dxa"/>
-            </w:tcMar>
-            <w:vAlign w:val="top"/>
-          </w:tcPr>
-          <w:p>
-            <w:pPr>
-              <w:pStyle w:val="Normal"/>
-              <w:jc w:val="center"/>
-              <w:pBdr>
-                <w:bottom w:val="none" w:sz="0" w:space="0" w:color="000000"/>
-                <w:top w:val="none" w:sz="0" w:space="0" w:color="000000"/>
-                <w:left w:val="none" w:sz="0" w:space="0" w:color="000000"/>
-                <w:right w:val="none" w:sz="0" w:space="0" w:color="000000"/>
-              </w:pBdr>
-              <w:spacing w:after="100" w:before="100" w:line="240"/>
-              <w:ind w:left="100" w:right="100" w:firstLine="0" w:firstLineChars="0"/>
-              <w:rPr>
-                <w:rFonts w:ascii="Helvetica" w:hAnsi="Helvetica" w:eastAsia="Helvetica" w:cs="Helvetica"/>
-                <w:i w:val="false"/>
-                <w:b w:val="false"/>
-                <w:u w:val="none"/>
-                <w:sz w:val="22"/>
-                <w:szCs w:val="22"/>
-                <w:color w:val="000000"/>
-              </w:rPr>
-            </w:pPr>
-            <w:r>
-              <w:rPr>
-                <w:rFonts w:ascii="Helvetica" w:hAnsi="Helvetica" w:eastAsia="Helvetica" w:cs="Helvetica"/>
-                <w:i w:val="false"/>
-                <w:b w:val="false"/>
-                <w:u w:val="none"/>
-                <w:sz w:val="22"/>
-                <w:szCs w:val="22"/>
-                <w:color w:val="000000"/>
-              </w:rPr>
-              <w:t xml:space="preserve">0.20, 1.30</w:t>
+              <w:t xml:space="preserve">0.51</w:t>
+            </w:r>
+          </w:p>
+        </w:tc>
+        <w:tc>
+          <w:tcPr>
+            <w:tcBorders>
+              <w:bottom w:val="none" w:sz="0" w:space="0" w:color="000000"/>
+              <w:top w:val="none" w:sz="0" w:space="0" w:color="000000"/>
+              <w:left w:val="none" w:sz="0" w:space="0" w:color="000000"/>
+              <w:right w:val="none" w:sz="0" w:space="0" w:color="000000"/>
+            </w:tcBorders>
+            <w:shd w:val="clear" w:color="auto" w:fill="FFFFFF"/>
+            <w:tcMar>
+              <w:top w:w="0" w:type="dxa"/>
+              <w:bottom w:w="0" w:type="dxa"/>
+              <w:left w:w="0" w:type="dxa"/>
+              <w:right w:w="0" w:type="dxa"/>
+            </w:tcMar>
+            <w:vAlign w:val="top"/>
+          </w:tcPr>
+          <w:p>
+            <w:pPr>
+              <w:pStyle w:val="Normal"/>
+              <w:jc w:val="center"/>
+              <w:pBdr>
+                <w:bottom w:val="none" w:sz="0" w:space="0" w:color="000000"/>
+                <w:top w:val="none" w:sz="0" w:space="0" w:color="000000"/>
+                <w:left w:val="none" w:sz="0" w:space="0" w:color="000000"/>
+                <w:right w:val="none" w:sz="0" w:space="0" w:color="000000"/>
+              </w:pBdr>
+              <w:spacing w:after="100" w:before="100" w:line="240"/>
+              <w:ind w:left="100" w:right="100" w:firstLine="0" w:firstLineChars="0"/>
+              <w:rPr>
+                <w:rFonts w:ascii="Helvetica" w:hAnsi="Helvetica" w:eastAsia="Helvetica" w:cs="Helvetica"/>
+                <w:i w:val="false"/>
+                <w:b w:val="false"/>
+                <w:u w:val="none"/>
+                <w:sz w:val="22"/>
+                <w:szCs w:val="22"/>
+                <w:color w:val="000000"/>
+              </w:rPr>
+            </w:pPr>
+            <w:r>
+              <w:rPr>
+                <w:rFonts w:ascii="Helvetica" w:hAnsi="Helvetica" w:eastAsia="Helvetica" w:cs="Helvetica"/>
+                <w:i w:val="false"/>
+                <w:b w:val="false"/>
+                <w:u w:val="none"/>
+                <w:sz w:val="22"/>
+                <w:szCs w:val="22"/>
+                <w:color w:val="000000"/>
+              </w:rPr>
+              <w:t xml:space="preserve">0.20, 1.29</w:t>
             </w:r>
           </w:p>
         </w:tc>
@@ -10068,113 +10068,113 @@
                 <w:szCs w:val="22"/>
                 <w:color w:val="000000"/>
               </w:rPr>
-              <w:t xml:space="preserve">1.36</w:t>
-            </w:r>
-          </w:p>
-        </w:tc>
-        <w:tc>
-          <w:tcPr>
-            <w:tcBorders>
-              <w:bottom w:val="none" w:sz="0" w:space="0" w:color="000000"/>
-              <w:top w:val="none" w:sz="0" w:space="0" w:color="000000"/>
-              <w:left w:val="none" w:sz="0" w:space="0" w:color="000000"/>
-              <w:right w:val="none" w:sz="0" w:space="0" w:color="000000"/>
-            </w:tcBorders>
-            <w:shd w:val="clear" w:color="auto" w:fill="FFFFFF"/>
-            <w:tcMar>
-              <w:top w:w="0" w:type="dxa"/>
-              <w:bottom w:w="0" w:type="dxa"/>
-              <w:left w:w="0" w:type="dxa"/>
-              <w:right w:w="0" w:type="dxa"/>
-            </w:tcMar>
-            <w:vAlign w:val="top"/>
-          </w:tcPr>
-          <w:p>
-            <w:pPr>
-              <w:pStyle w:val="Normal"/>
-              <w:jc w:val="center"/>
-              <w:pBdr>
-                <w:bottom w:val="none" w:sz="0" w:space="0" w:color="000000"/>
-                <w:top w:val="none" w:sz="0" w:space="0" w:color="000000"/>
-                <w:left w:val="none" w:sz="0" w:space="0" w:color="000000"/>
-                <w:right w:val="none" w:sz="0" w:space="0" w:color="000000"/>
-              </w:pBdr>
-              <w:spacing w:after="100" w:before="100" w:line="240"/>
-              <w:ind w:left="100" w:right="100" w:firstLine="0" w:firstLineChars="0"/>
-              <w:rPr>
-                <w:rFonts w:ascii="Helvetica" w:hAnsi="Helvetica" w:eastAsia="Helvetica" w:cs="Helvetica"/>
-                <w:i w:val="false"/>
-                <w:b w:val="false"/>
-                <w:u w:val="none"/>
-                <w:sz w:val="22"/>
-                <w:szCs w:val="22"/>
-                <w:color w:val="000000"/>
-              </w:rPr>
-            </w:pPr>
-            <w:r>
-              <w:rPr>
-                <w:rFonts w:ascii="Helvetica" w:hAnsi="Helvetica" w:eastAsia="Helvetica" w:cs="Helvetica"/>
-                <w:i w:val="false"/>
-                <w:b w:val="false"/>
-                <w:u w:val="none"/>
-                <w:sz w:val="22"/>
-                <w:szCs w:val="22"/>
-                <w:color w:val="000000"/>
-              </w:rPr>
-              <w:t xml:space="preserve">0.93, 1.98</w:t>
-            </w:r>
-          </w:p>
-        </w:tc>
-        <w:tc>
-          <w:tcPr>
-            <w:tcBorders>
-              <w:bottom w:val="none" w:sz="0" w:space="0" w:color="000000"/>
-              <w:top w:val="none" w:sz="0" w:space="0" w:color="000000"/>
-              <w:left w:val="none" w:sz="0" w:space="0" w:color="000000"/>
-              <w:right w:val="none" w:sz="0" w:space="0" w:color="000000"/>
-            </w:tcBorders>
-            <w:shd w:val="clear" w:color="auto" w:fill="FFFFFF"/>
-            <w:tcMar>
-              <w:top w:w="0" w:type="dxa"/>
-              <w:bottom w:w="0" w:type="dxa"/>
-              <w:left w:w="0" w:type="dxa"/>
-              <w:right w:w="0" w:type="dxa"/>
-            </w:tcMar>
-            <w:vAlign w:val="top"/>
-          </w:tcPr>
-          <w:p>
-            <w:pPr>
-              <w:pStyle w:val="Normal"/>
-              <w:jc w:val="center"/>
-              <w:pBdr>
-                <w:bottom w:val="none" w:sz="0" w:space="0" w:color="000000"/>
-                <w:top w:val="none" w:sz="0" w:space="0" w:color="000000"/>
-                <w:left w:val="none" w:sz="0" w:space="0" w:color="000000"/>
-                <w:right w:val="none" w:sz="0" w:space="0" w:color="000000"/>
-              </w:pBdr>
-              <w:spacing w:after="100" w:before="100" w:line="240"/>
-              <w:ind w:left="100" w:right="100" w:firstLine="0" w:firstLineChars="0"/>
-              <w:rPr>
-                <w:rFonts w:ascii="Helvetica" w:hAnsi="Helvetica" w:eastAsia="Helvetica" w:cs="Helvetica"/>
-                <w:i w:val="false"/>
-                <w:b w:val="false"/>
-                <w:u w:val="none"/>
-                <w:sz w:val="22"/>
-                <w:szCs w:val="22"/>
-                <w:color w:val="000000"/>
-              </w:rPr>
-            </w:pPr>
-            <w:r>
-              <w:rPr>
-                <w:rFonts w:ascii="Helvetica" w:hAnsi="Helvetica" w:eastAsia="Helvetica" w:cs="Helvetica"/>
-                <w:i w:val="false"/>
-                <w:b w:val="false"/>
-                <w:u w:val="none"/>
-                <w:sz w:val="22"/>
-                <w:szCs w:val="22"/>
-                <w:color w:val="000000"/>
-              </w:rPr>
-              <w:t xml:space="preserve">0.110</w:t>
+              <w:t xml:space="preserve">1.35</w:t>
+            </w:r>
+          </w:p>
+        </w:tc>
+        <w:tc>
+          <w:tcPr>
+            <w:tcBorders>
+              <w:bottom w:val="none" w:sz="0" w:space="0" w:color="000000"/>
+              <w:top w:val="none" w:sz="0" w:space="0" w:color="000000"/>
+              <w:left w:val="none" w:sz="0" w:space="0" w:color="000000"/>
+              <w:right w:val="none" w:sz="0" w:space="0" w:color="000000"/>
+            </w:tcBorders>
+            <w:shd w:val="clear" w:color="auto" w:fill="FFFFFF"/>
+            <w:tcMar>
+              <w:top w:w="0" w:type="dxa"/>
+              <w:bottom w:w="0" w:type="dxa"/>
+              <w:left w:w="0" w:type="dxa"/>
+              <w:right w:w="0" w:type="dxa"/>
+            </w:tcMar>
+            <w:vAlign w:val="top"/>
+          </w:tcPr>
+          <w:p>
+            <w:pPr>
+              <w:pStyle w:val="Normal"/>
+              <w:jc w:val="center"/>
+              <w:pBdr>
+                <w:bottom w:val="none" w:sz="0" w:space="0" w:color="000000"/>
+                <w:top w:val="none" w:sz="0" w:space="0" w:color="000000"/>
+                <w:left w:val="none" w:sz="0" w:space="0" w:color="000000"/>
+                <w:right w:val="none" w:sz="0" w:space="0" w:color="000000"/>
+              </w:pBdr>
+              <w:spacing w:after="100" w:before="100" w:line="240"/>
+              <w:ind w:left="100" w:right="100" w:firstLine="0" w:firstLineChars="0"/>
+              <w:rPr>
+                <w:rFonts w:ascii="Helvetica" w:hAnsi="Helvetica" w:eastAsia="Helvetica" w:cs="Helvetica"/>
+                <w:i w:val="false"/>
+                <w:b w:val="false"/>
+                <w:u w:val="none"/>
+                <w:sz w:val="22"/>
+                <w:szCs w:val="22"/>
+                <w:color w:val="000000"/>
+              </w:rPr>
+            </w:pPr>
+            <w:r>
+              <w:rPr>
+                <w:rFonts w:ascii="Helvetica" w:hAnsi="Helvetica" w:eastAsia="Helvetica" w:cs="Helvetica"/>
+                <w:i w:val="false"/>
+                <w:b w:val="false"/>
+                <w:u w:val="none"/>
+                <w:sz w:val="22"/>
+                <w:szCs w:val="22"/>
+                <w:color w:val="000000"/>
+              </w:rPr>
+              <w:t xml:space="preserve">0.93, 1.97</w:t>
+            </w:r>
+          </w:p>
+        </w:tc>
+        <w:tc>
+          <w:tcPr>
+            <w:tcBorders>
+              <w:bottom w:val="none" w:sz="0" w:space="0" w:color="000000"/>
+              <w:top w:val="none" w:sz="0" w:space="0" w:color="000000"/>
+              <w:left w:val="none" w:sz="0" w:space="0" w:color="000000"/>
+              <w:right w:val="none" w:sz="0" w:space="0" w:color="000000"/>
+            </w:tcBorders>
+            <w:shd w:val="clear" w:color="auto" w:fill="FFFFFF"/>
+            <w:tcMar>
+              <w:top w:w="0" w:type="dxa"/>
+              <w:bottom w:w="0" w:type="dxa"/>
+              <w:left w:w="0" w:type="dxa"/>
+              <w:right w:w="0" w:type="dxa"/>
+            </w:tcMar>
+            <w:vAlign w:val="top"/>
+          </w:tcPr>
+          <w:p>
+            <w:pPr>
+              <w:pStyle w:val="Normal"/>
+              <w:jc w:val="center"/>
+              <w:pBdr>
+                <w:bottom w:val="none" w:sz="0" w:space="0" w:color="000000"/>
+                <w:top w:val="none" w:sz="0" w:space="0" w:color="000000"/>
+                <w:left w:val="none" w:sz="0" w:space="0" w:color="000000"/>
+                <w:right w:val="none" w:sz="0" w:space="0" w:color="000000"/>
+              </w:pBdr>
+              <w:spacing w:after="100" w:before="100" w:line="240"/>
+              <w:ind w:left="100" w:right="100" w:firstLine="0" w:firstLineChars="0"/>
+              <w:rPr>
+                <w:rFonts w:ascii="Helvetica" w:hAnsi="Helvetica" w:eastAsia="Helvetica" w:cs="Helvetica"/>
+                <w:i w:val="false"/>
+                <w:b w:val="false"/>
+                <w:u w:val="none"/>
+                <w:sz w:val="22"/>
+                <w:szCs w:val="22"/>
+                <w:color w:val="000000"/>
+              </w:rPr>
+            </w:pPr>
+            <w:r>
+              <w:rPr>
+                <w:rFonts w:ascii="Helvetica" w:hAnsi="Helvetica" w:eastAsia="Helvetica" w:cs="Helvetica"/>
+                <w:i w:val="false"/>
+                <w:b w:val="false"/>
+                <w:u w:val="none"/>
+                <w:sz w:val="22"/>
+                <w:szCs w:val="22"/>
+                <w:color w:val="000000"/>
+              </w:rPr>
+              <w:t xml:space="preserve">0.120</w:t>
             </w:r>
           </w:p>
         </w:tc>
@@ -10333,7 +10333,7 @@
                 <w:szCs w:val="22"/>
                 <w:color w:val="000000"/>
               </w:rPr>
-              <w:t xml:space="preserve">0.90, 2.10</w:t>
+              <w:t xml:space="preserve">0.90, 2.11</w:t>
             </w:r>
           </w:p>
         </w:tc>
@@ -11517,60 +11517,60 @@
                 <w:szCs w:val="22"/>
                 <w:color w:val="000000"/>
               </w:rPr>
-              <w:t xml:space="preserve">2.56</w:t>
-            </w:r>
-          </w:p>
-        </w:tc>
-        <w:tc>
-          <w:tcPr>
-            <w:tcBorders>
-              <w:bottom w:val="none" w:sz="0" w:space="0" w:color="000000"/>
-              <w:top w:val="none" w:sz="0" w:space="0" w:color="000000"/>
-              <w:left w:val="none" w:sz="0" w:space="0" w:color="000000"/>
-              <w:right w:val="none" w:sz="0" w:space="0" w:color="000000"/>
-            </w:tcBorders>
-            <w:shd w:val="clear" w:color="auto" w:fill="FFFFFF"/>
-            <w:tcMar>
-              <w:top w:w="0" w:type="dxa"/>
-              <w:bottom w:w="0" w:type="dxa"/>
-              <w:left w:w="0" w:type="dxa"/>
-              <w:right w:w="0" w:type="dxa"/>
-            </w:tcMar>
-            <w:vAlign w:val="top"/>
-          </w:tcPr>
-          <w:p>
-            <w:pPr>
-              <w:pStyle w:val="Normal"/>
-              <w:jc w:val="center"/>
-              <w:pBdr>
-                <w:bottom w:val="none" w:sz="0" w:space="0" w:color="000000"/>
-                <w:top w:val="none" w:sz="0" w:space="0" w:color="000000"/>
-                <w:left w:val="none" w:sz="0" w:space="0" w:color="000000"/>
-                <w:right w:val="none" w:sz="0" w:space="0" w:color="000000"/>
-              </w:pBdr>
-              <w:spacing w:after="100" w:before="100" w:line="240"/>
-              <w:ind w:left="100" w:right="100" w:firstLine="0" w:firstLineChars="0"/>
-              <w:rPr>
-                <w:rFonts w:ascii="Helvetica" w:hAnsi="Helvetica" w:eastAsia="Helvetica" w:cs="Helvetica"/>
-                <w:i w:val="false"/>
-                <w:b w:val="false"/>
-                <w:u w:val="none"/>
-                <w:sz w:val="22"/>
-                <w:szCs w:val="22"/>
-                <w:color w:val="000000"/>
-              </w:rPr>
-            </w:pPr>
-            <w:r>
-              <w:rPr>
-                <w:rFonts w:ascii="Helvetica" w:hAnsi="Helvetica" w:eastAsia="Helvetica" w:cs="Helvetica"/>
-                <w:i w:val="false"/>
-                <w:b w:val="false"/>
-                <w:u w:val="none"/>
-                <w:sz w:val="22"/>
-                <w:szCs w:val="22"/>
-                <w:color w:val="000000"/>
-              </w:rPr>
-              <w:t xml:space="preserve">1.81, 3.62</w:t>
+              <w:t xml:space="preserve">2.54</w:t>
+            </w:r>
+          </w:p>
+        </w:tc>
+        <w:tc>
+          <w:tcPr>
+            <w:tcBorders>
+              <w:bottom w:val="none" w:sz="0" w:space="0" w:color="000000"/>
+              <w:top w:val="none" w:sz="0" w:space="0" w:color="000000"/>
+              <w:left w:val="none" w:sz="0" w:space="0" w:color="000000"/>
+              <w:right w:val="none" w:sz="0" w:space="0" w:color="000000"/>
+            </w:tcBorders>
+            <w:shd w:val="clear" w:color="auto" w:fill="FFFFFF"/>
+            <w:tcMar>
+              <w:top w:w="0" w:type="dxa"/>
+              <w:bottom w:w="0" w:type="dxa"/>
+              <w:left w:w="0" w:type="dxa"/>
+              <w:right w:w="0" w:type="dxa"/>
+            </w:tcMar>
+            <w:vAlign w:val="top"/>
+          </w:tcPr>
+          <w:p>
+            <w:pPr>
+              <w:pStyle w:val="Normal"/>
+              <w:jc w:val="center"/>
+              <w:pBdr>
+                <w:bottom w:val="none" w:sz="0" w:space="0" w:color="000000"/>
+                <w:top w:val="none" w:sz="0" w:space="0" w:color="000000"/>
+                <w:left w:val="none" w:sz="0" w:space="0" w:color="000000"/>
+                <w:right w:val="none" w:sz="0" w:space="0" w:color="000000"/>
+              </w:pBdr>
+              <w:spacing w:after="100" w:before="100" w:line="240"/>
+              <w:ind w:left="100" w:right="100" w:firstLine="0" w:firstLineChars="0"/>
+              <w:rPr>
+                <w:rFonts w:ascii="Helvetica" w:hAnsi="Helvetica" w:eastAsia="Helvetica" w:cs="Helvetica"/>
+                <w:i w:val="false"/>
+                <w:b w:val="false"/>
+                <w:u w:val="none"/>
+                <w:sz w:val="22"/>
+                <w:szCs w:val="22"/>
+                <w:color w:val="000000"/>
+              </w:rPr>
+            </w:pPr>
+            <w:r>
+              <w:rPr>
+                <w:rFonts w:ascii="Helvetica" w:hAnsi="Helvetica" w:eastAsia="Helvetica" w:cs="Helvetica"/>
+                <w:i w:val="false"/>
+                <w:b w:val="false"/>
+                <w:u w:val="none"/>
+                <w:sz w:val="22"/>
+                <w:szCs w:val="22"/>
+                <w:color w:val="000000"/>
+              </w:rPr>
+              <w:t xml:space="preserve">1.80, 3.59</w:t>
             </w:r>
           </w:p>
         </w:tc>
@@ -11729,60 +11729,60 @@
                 <w:szCs w:val="22"/>
                 <w:color w:val="000000"/>
               </w:rPr>
-              <w:t xml:space="preserve">2.54</w:t>
-            </w:r>
-          </w:p>
-        </w:tc>
-        <w:tc>
-          <w:tcPr>
-            <w:tcBorders>
-              <w:bottom w:val="none" w:sz="0" w:space="0" w:color="000000"/>
-              <w:top w:val="none" w:sz="0" w:space="0" w:color="000000"/>
-              <w:left w:val="none" w:sz="0" w:space="0" w:color="000000"/>
-              <w:right w:val="none" w:sz="0" w:space="0" w:color="000000"/>
-            </w:tcBorders>
-            <w:shd w:val="clear" w:color="auto" w:fill="FFFFFF"/>
-            <w:tcMar>
-              <w:top w:w="0" w:type="dxa"/>
-              <w:bottom w:w="0" w:type="dxa"/>
-              <w:left w:w="0" w:type="dxa"/>
-              <w:right w:w="0" w:type="dxa"/>
-            </w:tcMar>
-            <w:vAlign w:val="top"/>
-          </w:tcPr>
-          <w:p>
-            <w:pPr>
-              <w:pStyle w:val="Normal"/>
-              <w:jc w:val="center"/>
-              <w:pBdr>
-                <w:bottom w:val="none" w:sz="0" w:space="0" w:color="000000"/>
-                <w:top w:val="none" w:sz="0" w:space="0" w:color="000000"/>
-                <w:left w:val="none" w:sz="0" w:space="0" w:color="000000"/>
-                <w:right w:val="none" w:sz="0" w:space="0" w:color="000000"/>
-              </w:pBdr>
-              <w:spacing w:after="100" w:before="100" w:line="240"/>
-              <w:ind w:left="100" w:right="100" w:firstLine="0" w:firstLineChars="0"/>
-              <w:rPr>
-                <w:rFonts w:ascii="Helvetica" w:hAnsi="Helvetica" w:eastAsia="Helvetica" w:cs="Helvetica"/>
-                <w:i w:val="false"/>
-                <w:b w:val="false"/>
-                <w:u w:val="none"/>
-                <w:sz w:val="22"/>
-                <w:szCs w:val="22"/>
-                <w:color w:val="000000"/>
-              </w:rPr>
-            </w:pPr>
-            <w:r>
-              <w:rPr>
-                <w:rFonts w:ascii="Helvetica" w:hAnsi="Helvetica" w:eastAsia="Helvetica" w:cs="Helvetica"/>
-                <w:i w:val="false"/>
-                <w:b w:val="false"/>
-                <w:u w:val="none"/>
-                <w:sz w:val="22"/>
-                <w:szCs w:val="22"/>
-                <w:color w:val="000000"/>
-              </w:rPr>
-              <w:t xml:space="preserve">1.44, 4.50</w:t>
+              <w:t xml:space="preserve">2.55</w:t>
+            </w:r>
+          </w:p>
+        </w:tc>
+        <w:tc>
+          <w:tcPr>
+            <w:tcBorders>
+              <w:bottom w:val="none" w:sz="0" w:space="0" w:color="000000"/>
+              <w:top w:val="none" w:sz="0" w:space="0" w:color="000000"/>
+              <w:left w:val="none" w:sz="0" w:space="0" w:color="000000"/>
+              <w:right w:val="none" w:sz="0" w:space="0" w:color="000000"/>
+            </w:tcBorders>
+            <w:shd w:val="clear" w:color="auto" w:fill="FFFFFF"/>
+            <w:tcMar>
+              <w:top w:w="0" w:type="dxa"/>
+              <w:bottom w:w="0" w:type="dxa"/>
+              <w:left w:w="0" w:type="dxa"/>
+              <w:right w:w="0" w:type="dxa"/>
+            </w:tcMar>
+            <w:vAlign w:val="top"/>
+          </w:tcPr>
+          <w:p>
+            <w:pPr>
+              <w:pStyle w:val="Normal"/>
+              <w:jc w:val="center"/>
+              <w:pBdr>
+                <w:bottom w:val="none" w:sz="0" w:space="0" w:color="000000"/>
+                <w:top w:val="none" w:sz="0" w:space="0" w:color="000000"/>
+                <w:left w:val="none" w:sz="0" w:space="0" w:color="000000"/>
+                <w:right w:val="none" w:sz="0" w:space="0" w:color="000000"/>
+              </w:pBdr>
+              <w:spacing w:after="100" w:before="100" w:line="240"/>
+              <w:ind w:left="100" w:right="100" w:firstLine="0" w:firstLineChars="0"/>
+              <w:rPr>
+                <w:rFonts w:ascii="Helvetica" w:hAnsi="Helvetica" w:eastAsia="Helvetica" w:cs="Helvetica"/>
+                <w:i w:val="false"/>
+                <w:b w:val="false"/>
+                <w:u w:val="none"/>
+                <w:sz w:val="22"/>
+                <w:szCs w:val="22"/>
+                <w:color w:val="000000"/>
+              </w:rPr>
+            </w:pPr>
+            <w:r>
+              <w:rPr>
+                <w:rFonts w:ascii="Helvetica" w:hAnsi="Helvetica" w:eastAsia="Helvetica" w:cs="Helvetica"/>
+                <w:i w:val="false"/>
+                <w:b w:val="false"/>
+                <w:u w:val="none"/>
+                <w:sz w:val="22"/>
+                <w:szCs w:val="22"/>
+                <w:color w:val="000000"/>
+              </w:rPr>
+              <w:t xml:space="preserve">1.44, 4.53</w:t>
             </w:r>
           </w:p>
         </w:tc>
@@ -12966,7 +12966,7 @@
                 <w:szCs w:val="22"/>
                 <w:color w:val="000000"/>
               </w:rPr>
-              <w:t xml:space="preserve">0.46</w:t>
+              <w:t xml:space="preserve">0.47</w:t>
             </w:r>
           </w:p>
         </w:tc>
@@ -13231,60 +13231,60 @@
                 <w:szCs w:val="22"/>
                 <w:color w:val="000000"/>
               </w:rPr>
-              <w:t xml:space="preserve">0.54, 1.58</w:t>
-            </w:r>
-          </w:p>
-        </w:tc>
-        <w:tc>
-          <w:tcPr>
-            <w:tcBorders>
-              <w:bottom w:val="none" w:sz="0" w:space="0" w:color="000000"/>
-              <w:top w:val="none" w:sz="0" w:space="0" w:color="000000"/>
-              <w:left w:val="none" w:sz="0" w:space="0" w:color="000000"/>
-              <w:right w:val="none" w:sz="0" w:space="0" w:color="000000"/>
-            </w:tcBorders>
-            <w:shd w:val="clear" w:color="auto" w:fill="FFFFFF"/>
-            <w:tcMar>
-              <w:top w:w="0" w:type="dxa"/>
-              <w:bottom w:w="0" w:type="dxa"/>
-              <w:left w:w="0" w:type="dxa"/>
-              <w:right w:w="0" w:type="dxa"/>
-            </w:tcMar>
-            <w:vAlign w:val="top"/>
-          </w:tcPr>
-          <w:p>
-            <w:pPr>
-              <w:pStyle w:val="Normal"/>
-              <w:jc w:val="center"/>
-              <w:pBdr>
-                <w:bottom w:val="none" w:sz="0" w:space="0" w:color="000000"/>
-                <w:top w:val="none" w:sz="0" w:space="0" w:color="000000"/>
-                <w:left w:val="none" w:sz="0" w:space="0" w:color="000000"/>
-                <w:right w:val="none" w:sz="0" w:space="0" w:color="000000"/>
-              </w:pBdr>
-              <w:spacing w:after="100" w:before="100" w:line="240"/>
-              <w:ind w:left="100" w:right="100" w:firstLine="0" w:firstLineChars="0"/>
-              <w:rPr>
-                <w:rFonts w:ascii="Helvetica" w:hAnsi="Helvetica" w:eastAsia="Helvetica" w:cs="Helvetica"/>
-                <w:i w:val="false"/>
-                <w:b w:val="false"/>
-                <w:u w:val="none"/>
-                <w:sz w:val="22"/>
-                <w:szCs w:val="22"/>
-                <w:color w:val="000000"/>
-              </w:rPr>
-            </w:pPr>
-            <w:r>
-              <w:rPr>
-                <w:rFonts w:ascii="Helvetica" w:hAnsi="Helvetica" w:eastAsia="Helvetica" w:cs="Helvetica"/>
-                <w:i w:val="false"/>
-                <w:b w:val="false"/>
-                <w:u w:val="none"/>
-                <w:sz w:val="22"/>
-                <w:szCs w:val="22"/>
-                <w:color w:val="000000"/>
-              </w:rPr>
-              <w:t xml:space="preserve">0.780</w:t>
+              <w:t xml:space="preserve">0.54, 1.59</w:t>
+            </w:r>
+          </w:p>
+        </w:tc>
+        <w:tc>
+          <w:tcPr>
+            <w:tcBorders>
+              <w:bottom w:val="none" w:sz="0" w:space="0" w:color="000000"/>
+              <w:top w:val="none" w:sz="0" w:space="0" w:color="000000"/>
+              <w:left w:val="none" w:sz="0" w:space="0" w:color="000000"/>
+              <w:right w:val="none" w:sz="0" w:space="0" w:color="000000"/>
+            </w:tcBorders>
+            <w:shd w:val="clear" w:color="auto" w:fill="FFFFFF"/>
+            <w:tcMar>
+              <w:top w:w="0" w:type="dxa"/>
+              <w:bottom w:w="0" w:type="dxa"/>
+              <w:left w:w="0" w:type="dxa"/>
+              <w:right w:w="0" w:type="dxa"/>
+            </w:tcMar>
+            <w:vAlign w:val="top"/>
+          </w:tcPr>
+          <w:p>
+            <w:pPr>
+              <w:pStyle w:val="Normal"/>
+              <w:jc w:val="center"/>
+              <w:pBdr>
+                <w:bottom w:val="none" w:sz="0" w:space="0" w:color="000000"/>
+                <w:top w:val="none" w:sz="0" w:space="0" w:color="000000"/>
+                <w:left w:val="none" w:sz="0" w:space="0" w:color="000000"/>
+                <w:right w:val="none" w:sz="0" w:space="0" w:color="000000"/>
+              </w:pBdr>
+              <w:spacing w:after="100" w:before="100" w:line="240"/>
+              <w:ind w:left="100" w:right="100" w:firstLine="0" w:firstLineChars="0"/>
+              <w:rPr>
+                <w:rFonts w:ascii="Helvetica" w:hAnsi="Helvetica" w:eastAsia="Helvetica" w:cs="Helvetica"/>
+                <w:i w:val="false"/>
+                <w:b w:val="false"/>
+                <w:u w:val="none"/>
+                <w:sz w:val="22"/>
+                <w:szCs w:val="22"/>
+                <w:color w:val="000000"/>
+              </w:rPr>
+            </w:pPr>
+            <w:r>
+              <w:rPr>
+                <w:rFonts w:ascii="Helvetica" w:hAnsi="Helvetica" w:eastAsia="Helvetica" w:cs="Helvetica"/>
+                <w:i w:val="false"/>
+                <w:b w:val="false"/>
+                <w:u w:val="none"/>
+                <w:sz w:val="22"/>
+                <w:szCs w:val="22"/>
+                <w:color w:val="000000"/>
+              </w:rPr>
+              <w:t xml:space="preserve">0.790</w:t>
             </w:r>
           </w:p>
         </w:tc>
@@ -13449,113 +13449,113 @@
                 <w:szCs w:val="22"/>
                 <w:color w:val="000000"/>
               </w:rPr>
-              <w:t xml:space="preserve">0.51</w:t>
-            </w:r>
-          </w:p>
-        </w:tc>
-        <w:tc>
-          <w:tcPr>
-            <w:tcBorders>
-              <w:bottom w:val="none" w:sz="0" w:space="0" w:color="000000"/>
-              <w:top w:val="none" w:sz="0" w:space="0" w:color="000000"/>
-              <w:left w:val="none" w:sz="0" w:space="0" w:color="000000"/>
-              <w:right w:val="none" w:sz="0" w:space="0" w:color="000000"/>
-            </w:tcBorders>
-            <w:shd w:val="clear" w:color="auto" w:fill="FFFFFF"/>
-            <w:tcMar>
-              <w:top w:w="0" w:type="dxa"/>
-              <w:bottom w:w="0" w:type="dxa"/>
-              <w:left w:w="0" w:type="dxa"/>
-              <w:right w:w="0" w:type="dxa"/>
-            </w:tcMar>
-            <w:vAlign w:val="top"/>
-          </w:tcPr>
-          <w:p>
-            <w:pPr>
-              <w:pStyle w:val="Normal"/>
-              <w:jc w:val="center"/>
-              <w:pBdr>
-                <w:bottom w:val="none" w:sz="0" w:space="0" w:color="000000"/>
-                <w:top w:val="none" w:sz="0" w:space="0" w:color="000000"/>
-                <w:left w:val="none" w:sz="0" w:space="0" w:color="000000"/>
-                <w:right w:val="none" w:sz="0" w:space="0" w:color="000000"/>
-              </w:pBdr>
-              <w:spacing w:after="100" w:before="100" w:line="240"/>
-              <w:ind w:left="100" w:right="100" w:firstLine="0" w:firstLineChars="0"/>
-              <w:rPr>
-                <w:rFonts w:ascii="Helvetica" w:hAnsi="Helvetica" w:eastAsia="Helvetica" w:cs="Helvetica"/>
-                <w:i w:val="false"/>
-                <w:b w:val="false"/>
-                <w:u w:val="none"/>
-                <w:sz w:val="22"/>
-                <w:szCs w:val="22"/>
-                <w:color w:val="000000"/>
-              </w:rPr>
-            </w:pPr>
-            <w:r>
-              <w:rPr>
-                <w:rFonts w:ascii="Helvetica" w:hAnsi="Helvetica" w:eastAsia="Helvetica" w:cs="Helvetica"/>
-                <w:i w:val="false"/>
-                <w:b w:val="false"/>
-                <w:u w:val="none"/>
-                <w:sz w:val="22"/>
-                <w:szCs w:val="22"/>
-                <w:color w:val="000000"/>
-              </w:rPr>
-              <w:t xml:space="preserve">0.34, 0.77</w:t>
-            </w:r>
-          </w:p>
-        </w:tc>
-        <w:tc>
-          <w:tcPr>
-            <w:tcBorders>
-              <w:bottom w:val="none" w:sz="0" w:space="0" w:color="000000"/>
-              <w:top w:val="none" w:sz="0" w:space="0" w:color="000000"/>
-              <w:left w:val="none" w:sz="0" w:space="0" w:color="000000"/>
-              <w:right w:val="none" w:sz="0" w:space="0" w:color="000000"/>
-            </w:tcBorders>
-            <w:shd w:val="clear" w:color="auto" w:fill="FFFFFF"/>
-            <w:tcMar>
-              <w:top w:w="0" w:type="dxa"/>
-              <w:bottom w:w="0" w:type="dxa"/>
-              <w:left w:w="0" w:type="dxa"/>
-              <w:right w:w="0" w:type="dxa"/>
-            </w:tcMar>
-            <w:vAlign w:val="top"/>
-          </w:tcPr>
-          <w:p>
-            <w:pPr>
-              <w:pStyle w:val="Normal"/>
-              <w:jc w:val="center"/>
-              <w:pBdr>
-                <w:bottom w:val="none" w:sz="0" w:space="0" w:color="000000"/>
-                <w:top w:val="none" w:sz="0" w:space="0" w:color="000000"/>
-                <w:left w:val="none" w:sz="0" w:space="0" w:color="000000"/>
-                <w:right w:val="none" w:sz="0" w:space="0" w:color="000000"/>
-              </w:pBdr>
-              <w:spacing w:after="100" w:before="100" w:line="240"/>
-              <w:ind w:left="100" w:right="100" w:firstLine="0" w:firstLineChars="0"/>
-              <w:rPr>
-                <w:rFonts w:ascii="Helvetica" w:hAnsi="Helvetica" w:eastAsia="Helvetica" w:cs="Helvetica"/>
-                <w:i w:val="false"/>
-                <w:b w:val="false"/>
-                <w:u w:val="none"/>
-                <w:sz w:val="22"/>
-                <w:szCs w:val="22"/>
-                <w:color w:val="000000"/>
-              </w:rPr>
-            </w:pPr>
-            <w:r>
-              <w:rPr>
-                <w:rFonts w:ascii="Helvetica" w:hAnsi="Helvetica" w:eastAsia="Helvetica" w:cs="Helvetica"/>
-                <w:i w:val="false"/>
-                <w:b w:val="false"/>
-                <w:u w:val="none"/>
-                <w:sz w:val="22"/>
-                <w:szCs w:val="22"/>
-                <w:color w:val="000000"/>
-              </w:rPr>
-              <w:t xml:space="preserve">0.001</w:t>
+              <w:t xml:space="preserve">0.52</w:t>
+            </w:r>
+          </w:p>
+        </w:tc>
+        <w:tc>
+          <w:tcPr>
+            <w:tcBorders>
+              <w:bottom w:val="none" w:sz="0" w:space="0" w:color="000000"/>
+              <w:top w:val="none" w:sz="0" w:space="0" w:color="000000"/>
+              <w:left w:val="none" w:sz="0" w:space="0" w:color="000000"/>
+              <w:right w:val="none" w:sz="0" w:space="0" w:color="000000"/>
+            </w:tcBorders>
+            <w:shd w:val="clear" w:color="auto" w:fill="FFFFFF"/>
+            <w:tcMar>
+              <w:top w:w="0" w:type="dxa"/>
+              <w:bottom w:w="0" w:type="dxa"/>
+              <w:left w:w="0" w:type="dxa"/>
+              <w:right w:w="0" w:type="dxa"/>
+            </w:tcMar>
+            <w:vAlign w:val="top"/>
+          </w:tcPr>
+          <w:p>
+            <w:pPr>
+              <w:pStyle w:val="Normal"/>
+              <w:jc w:val="center"/>
+              <w:pBdr>
+                <w:bottom w:val="none" w:sz="0" w:space="0" w:color="000000"/>
+                <w:top w:val="none" w:sz="0" w:space="0" w:color="000000"/>
+                <w:left w:val="none" w:sz="0" w:space="0" w:color="000000"/>
+                <w:right w:val="none" w:sz="0" w:space="0" w:color="000000"/>
+              </w:pBdr>
+              <w:spacing w:after="100" w:before="100" w:line="240"/>
+              <w:ind w:left="100" w:right="100" w:firstLine="0" w:firstLineChars="0"/>
+              <w:rPr>
+                <w:rFonts w:ascii="Helvetica" w:hAnsi="Helvetica" w:eastAsia="Helvetica" w:cs="Helvetica"/>
+                <w:i w:val="false"/>
+                <w:b w:val="false"/>
+                <w:u w:val="none"/>
+                <w:sz w:val="22"/>
+                <w:szCs w:val="22"/>
+                <w:color w:val="000000"/>
+              </w:rPr>
+            </w:pPr>
+            <w:r>
+              <w:rPr>
+                <w:rFonts w:ascii="Helvetica" w:hAnsi="Helvetica" w:eastAsia="Helvetica" w:cs="Helvetica"/>
+                <w:i w:val="false"/>
+                <w:b w:val="false"/>
+                <w:u w:val="none"/>
+                <w:sz w:val="22"/>
+                <w:szCs w:val="22"/>
+                <w:color w:val="000000"/>
+              </w:rPr>
+              <w:t xml:space="preserve">0.35, 0.78</w:t>
+            </w:r>
+          </w:p>
+        </w:tc>
+        <w:tc>
+          <w:tcPr>
+            <w:tcBorders>
+              <w:bottom w:val="none" w:sz="0" w:space="0" w:color="000000"/>
+              <w:top w:val="none" w:sz="0" w:space="0" w:color="000000"/>
+              <w:left w:val="none" w:sz="0" w:space="0" w:color="000000"/>
+              <w:right w:val="none" w:sz="0" w:space="0" w:color="000000"/>
+            </w:tcBorders>
+            <w:shd w:val="clear" w:color="auto" w:fill="FFFFFF"/>
+            <w:tcMar>
+              <w:top w:w="0" w:type="dxa"/>
+              <w:bottom w:w="0" w:type="dxa"/>
+              <w:left w:w="0" w:type="dxa"/>
+              <w:right w:w="0" w:type="dxa"/>
+            </w:tcMar>
+            <w:vAlign w:val="top"/>
+          </w:tcPr>
+          <w:p>
+            <w:pPr>
+              <w:pStyle w:val="Normal"/>
+              <w:jc w:val="center"/>
+              <w:pBdr>
+                <w:bottom w:val="none" w:sz="0" w:space="0" w:color="000000"/>
+                <w:top w:val="none" w:sz="0" w:space="0" w:color="000000"/>
+                <w:left w:val="none" w:sz="0" w:space="0" w:color="000000"/>
+                <w:right w:val="none" w:sz="0" w:space="0" w:color="000000"/>
+              </w:pBdr>
+              <w:spacing w:after="100" w:before="100" w:line="240"/>
+              <w:ind w:left="100" w:right="100" w:firstLine="0" w:firstLineChars="0"/>
+              <w:rPr>
+                <w:rFonts w:ascii="Helvetica" w:hAnsi="Helvetica" w:eastAsia="Helvetica" w:cs="Helvetica"/>
+                <w:i w:val="false"/>
+                <w:b w:val="false"/>
+                <w:u w:val="none"/>
+                <w:sz w:val="22"/>
+                <w:szCs w:val="22"/>
+                <w:color w:val="000000"/>
+              </w:rPr>
+            </w:pPr>
+            <w:r>
+              <w:rPr>
+                <w:rFonts w:ascii="Helvetica" w:hAnsi="Helvetica" w:eastAsia="Helvetica" w:cs="Helvetica"/>
+                <w:i w:val="false"/>
+                <w:b w:val="false"/>
+                <w:u w:val="none"/>
+                <w:sz w:val="22"/>
+                <w:szCs w:val="22"/>
+                <w:color w:val="000000"/>
+              </w:rPr>
+              <w:t xml:space="preserve">0.002</w:t>
             </w:r>
           </w:p>
         </w:tc>
@@ -13714,60 +13714,60 @@
                 <w:szCs w:val="22"/>
                 <w:color w:val="000000"/>
               </w:rPr>
-              <w:t xml:space="preserve">0.40, 1.40</w:t>
-            </w:r>
-          </w:p>
-        </w:tc>
-        <w:tc>
-          <w:tcPr>
-            <w:tcBorders>
-              <w:bottom w:val="none" w:sz="0" w:space="0" w:color="000000"/>
-              <w:top w:val="none" w:sz="0" w:space="0" w:color="000000"/>
-              <w:left w:val="none" w:sz="0" w:space="0" w:color="000000"/>
-              <w:right w:val="none" w:sz="0" w:space="0" w:color="000000"/>
-            </w:tcBorders>
-            <w:shd w:val="clear" w:color="auto" w:fill="FFFFFF"/>
-            <w:tcMar>
-              <w:top w:w="0" w:type="dxa"/>
-              <w:bottom w:w="0" w:type="dxa"/>
-              <w:left w:w="0" w:type="dxa"/>
-              <w:right w:w="0" w:type="dxa"/>
-            </w:tcMar>
-            <w:vAlign w:val="top"/>
-          </w:tcPr>
-          <w:p>
-            <w:pPr>
-              <w:pStyle w:val="Normal"/>
-              <w:jc w:val="center"/>
-              <w:pBdr>
-                <w:bottom w:val="none" w:sz="0" w:space="0" w:color="000000"/>
-                <w:top w:val="none" w:sz="0" w:space="0" w:color="000000"/>
-                <w:left w:val="none" w:sz="0" w:space="0" w:color="000000"/>
-                <w:right w:val="none" w:sz="0" w:space="0" w:color="000000"/>
-              </w:pBdr>
-              <w:spacing w:after="100" w:before="100" w:line="240"/>
-              <w:ind w:left="100" w:right="100" w:firstLine="0" w:firstLineChars="0"/>
-              <w:rPr>
-                <w:rFonts w:ascii="Helvetica" w:hAnsi="Helvetica" w:eastAsia="Helvetica" w:cs="Helvetica"/>
-                <w:i w:val="false"/>
-                <w:b w:val="false"/>
-                <w:u w:val="none"/>
-                <w:sz w:val="22"/>
-                <w:szCs w:val="22"/>
-                <w:color w:val="000000"/>
-              </w:rPr>
-            </w:pPr>
-            <w:r>
-              <w:rPr>
-                <w:rFonts w:ascii="Helvetica" w:hAnsi="Helvetica" w:eastAsia="Helvetica" w:cs="Helvetica"/>
-                <w:i w:val="false"/>
-                <w:b w:val="false"/>
-                <w:u w:val="none"/>
-                <w:sz w:val="22"/>
-                <w:szCs w:val="22"/>
-                <w:color w:val="000000"/>
-              </w:rPr>
-              <w:t xml:space="preserve">0.360</w:t>
+              <w:t xml:space="preserve">0.40, 1.41</w:t>
+            </w:r>
+          </w:p>
+        </w:tc>
+        <w:tc>
+          <w:tcPr>
+            <w:tcBorders>
+              <w:bottom w:val="none" w:sz="0" w:space="0" w:color="000000"/>
+              <w:top w:val="none" w:sz="0" w:space="0" w:color="000000"/>
+              <w:left w:val="none" w:sz="0" w:space="0" w:color="000000"/>
+              <w:right w:val="none" w:sz="0" w:space="0" w:color="000000"/>
+            </w:tcBorders>
+            <w:shd w:val="clear" w:color="auto" w:fill="FFFFFF"/>
+            <w:tcMar>
+              <w:top w:w="0" w:type="dxa"/>
+              <w:bottom w:w="0" w:type="dxa"/>
+              <w:left w:w="0" w:type="dxa"/>
+              <w:right w:w="0" w:type="dxa"/>
+            </w:tcMar>
+            <w:vAlign w:val="top"/>
+          </w:tcPr>
+          <w:p>
+            <w:pPr>
+              <w:pStyle w:val="Normal"/>
+              <w:jc w:val="center"/>
+              <w:pBdr>
+                <w:bottom w:val="none" w:sz="0" w:space="0" w:color="000000"/>
+                <w:top w:val="none" w:sz="0" w:space="0" w:color="000000"/>
+                <w:left w:val="none" w:sz="0" w:space="0" w:color="000000"/>
+                <w:right w:val="none" w:sz="0" w:space="0" w:color="000000"/>
+              </w:pBdr>
+              <w:spacing w:after="100" w:before="100" w:line="240"/>
+              <w:ind w:left="100" w:right="100" w:firstLine="0" w:firstLineChars="0"/>
+              <w:rPr>
+                <w:rFonts w:ascii="Helvetica" w:hAnsi="Helvetica" w:eastAsia="Helvetica" w:cs="Helvetica"/>
+                <w:i w:val="false"/>
+                <w:b w:val="false"/>
+                <w:u w:val="none"/>
+                <w:sz w:val="22"/>
+                <w:szCs w:val="22"/>
+                <w:color w:val="000000"/>
+              </w:rPr>
+            </w:pPr>
+            <w:r>
+              <w:rPr>
+                <w:rFonts w:ascii="Helvetica" w:hAnsi="Helvetica" w:eastAsia="Helvetica" w:cs="Helvetica"/>
+                <w:i w:val="false"/>
+                <w:b w:val="false"/>
+                <w:u w:val="none"/>
+                <w:sz w:val="22"/>
+                <w:szCs w:val="22"/>
+                <w:color w:val="000000"/>
+              </w:rPr>
+              <w:t xml:space="preserve">0.370</w:t>
             </w:r>
           </w:p>
         </w:tc>
@@ -13932,7 +13932,7 @@
                 <w:szCs w:val="22"/>
                 <w:color w:val="000000"/>
               </w:rPr>
-              <w:t xml:space="preserve">0.81</w:t>
+              <w:t xml:space="preserve">0.80</w:t>
             </w:r>
           </w:p>
         </w:tc>
@@ -14197,7 +14197,7 @@
                 <w:szCs w:val="22"/>
                 <w:color w:val="000000"/>
               </w:rPr>
-              <w:t xml:space="preserve">0.26, 1.32</w:t>
+              <w:t xml:space="preserve">0.26, 1.31</w:t>
             </w:r>
           </w:p>
         </w:tc>
@@ -14415,60 +14415,60 @@
                 <w:szCs w:val="22"/>
                 <w:color w:val="000000"/>
               </w:rPr>
-              <w:t xml:space="preserve">2.36</w:t>
-            </w:r>
-          </w:p>
-        </w:tc>
-        <w:tc>
-          <w:tcPr>
-            <w:tcBorders>
-              <w:bottom w:val="none" w:sz="0" w:space="0" w:color="000000"/>
-              <w:top w:val="none" w:sz="0" w:space="0" w:color="000000"/>
-              <w:left w:val="none" w:sz="0" w:space="0" w:color="000000"/>
-              <w:right w:val="none" w:sz="0" w:space="0" w:color="000000"/>
-            </w:tcBorders>
-            <w:shd w:val="clear" w:color="auto" w:fill="FFFFFF"/>
-            <w:tcMar>
-              <w:top w:w="0" w:type="dxa"/>
-              <w:bottom w:w="0" w:type="dxa"/>
-              <w:left w:w="0" w:type="dxa"/>
-              <w:right w:w="0" w:type="dxa"/>
-            </w:tcMar>
-            <w:vAlign w:val="top"/>
-          </w:tcPr>
-          <w:p>
-            <w:pPr>
-              <w:pStyle w:val="Normal"/>
-              <w:jc w:val="center"/>
-              <w:pBdr>
-                <w:bottom w:val="none" w:sz="0" w:space="0" w:color="000000"/>
-                <w:top w:val="none" w:sz="0" w:space="0" w:color="000000"/>
-                <w:left w:val="none" w:sz="0" w:space="0" w:color="000000"/>
-                <w:right w:val="none" w:sz="0" w:space="0" w:color="000000"/>
-              </w:pBdr>
-              <w:spacing w:after="100" w:before="100" w:line="240"/>
-              <w:ind w:left="100" w:right="100" w:firstLine="0" w:firstLineChars="0"/>
-              <w:rPr>
-                <w:rFonts w:ascii="Helvetica" w:hAnsi="Helvetica" w:eastAsia="Helvetica" w:cs="Helvetica"/>
-                <w:i w:val="false"/>
-                <w:b w:val="false"/>
-                <w:u w:val="none"/>
-                <w:sz w:val="22"/>
-                <w:szCs w:val="22"/>
-                <w:color w:val="000000"/>
-              </w:rPr>
-            </w:pPr>
-            <w:r>
-              <w:rPr>
-                <w:rFonts w:ascii="Helvetica" w:hAnsi="Helvetica" w:eastAsia="Helvetica" w:cs="Helvetica"/>
-                <w:i w:val="false"/>
-                <w:b w:val="false"/>
-                <w:u w:val="none"/>
-                <w:sz w:val="22"/>
-                <w:szCs w:val="22"/>
-                <w:color w:val="000000"/>
-              </w:rPr>
-              <w:t xml:space="preserve">1.58, 3.51</w:t>
+              <w:t xml:space="preserve">2.37</w:t>
+            </w:r>
+          </w:p>
+        </w:tc>
+        <w:tc>
+          <w:tcPr>
+            <w:tcBorders>
+              <w:bottom w:val="none" w:sz="0" w:space="0" w:color="000000"/>
+              <w:top w:val="none" w:sz="0" w:space="0" w:color="000000"/>
+              <w:left w:val="none" w:sz="0" w:space="0" w:color="000000"/>
+              <w:right w:val="none" w:sz="0" w:space="0" w:color="000000"/>
+            </w:tcBorders>
+            <w:shd w:val="clear" w:color="auto" w:fill="FFFFFF"/>
+            <w:tcMar>
+              <w:top w:w="0" w:type="dxa"/>
+              <w:bottom w:w="0" w:type="dxa"/>
+              <w:left w:w="0" w:type="dxa"/>
+              <w:right w:w="0" w:type="dxa"/>
+            </w:tcMar>
+            <w:vAlign w:val="top"/>
+          </w:tcPr>
+          <w:p>
+            <w:pPr>
+              <w:pStyle w:val="Normal"/>
+              <w:jc w:val="center"/>
+              <w:pBdr>
+                <w:bottom w:val="none" w:sz="0" w:space="0" w:color="000000"/>
+                <w:top w:val="none" w:sz="0" w:space="0" w:color="000000"/>
+                <w:left w:val="none" w:sz="0" w:space="0" w:color="000000"/>
+                <w:right w:val="none" w:sz="0" w:space="0" w:color="000000"/>
+              </w:pBdr>
+              <w:spacing w:after="100" w:before="100" w:line="240"/>
+              <w:ind w:left="100" w:right="100" w:firstLine="0" w:firstLineChars="0"/>
+              <w:rPr>
+                <w:rFonts w:ascii="Helvetica" w:hAnsi="Helvetica" w:eastAsia="Helvetica" w:cs="Helvetica"/>
+                <w:i w:val="false"/>
+                <w:b w:val="false"/>
+                <w:u w:val="none"/>
+                <w:sz w:val="22"/>
+                <w:szCs w:val="22"/>
+                <w:color w:val="000000"/>
+              </w:rPr>
+            </w:pPr>
+            <w:r>
+              <w:rPr>
+                <w:rFonts w:ascii="Helvetica" w:hAnsi="Helvetica" w:eastAsia="Helvetica" w:cs="Helvetica"/>
+                <w:i w:val="false"/>
+                <w:b w:val="false"/>
+                <w:u w:val="none"/>
+                <w:sz w:val="22"/>
+                <w:szCs w:val="22"/>
+                <w:color w:val="000000"/>
+              </w:rPr>
+              <w:t xml:space="preserve">1.59, 3.53</w:t>
             </w:r>
           </w:p>
         </w:tc>
@@ -14680,7 +14680,7 @@
                 <w:szCs w:val="22"/>
                 <w:color w:val="000000"/>
               </w:rPr>
-              <w:t xml:space="preserve">0.46, 1.99</w:t>
+              <w:t xml:space="preserve">0.46, 2.00</w:t>
             </w:r>
           </w:p>
         </w:tc>
@@ -15004,7 +15004,7 @@
                 <w:szCs w:val="22"/>
                 <w:color w:val="000000"/>
               </w:rPr>
-              <w:t xml:space="preserve">0.530</w:t>
+              <w:t xml:space="preserve">0.520</w:t>
             </w:r>
           </w:p>
         </w:tc>
@@ -15163,7 +15163,7 @@
                 <w:szCs w:val="22"/>
                 <w:color w:val="000000"/>
               </w:rPr>
-              <w:t xml:space="preserve">0.42, 1.49</w:t>
+              <w:t xml:space="preserve">0.42, 1.50</w:t>
             </w:r>
           </w:p>
         </w:tc>
@@ -15434,60 +15434,60 @@
                 <w:szCs w:val="22"/>
                 <w:color w:val="000000"/>
               </w:rPr>
-              <w:t xml:space="preserve">1.00, 1.06</w:t>
-            </w:r>
-          </w:p>
-        </w:tc>
-        <w:tc>
-          <w:tcPr>
-            <w:tcBorders>
-              <w:bottom w:val="none" w:sz="0" w:space="0" w:color="000000"/>
-              <w:top w:val="none" w:sz="0" w:space="0" w:color="000000"/>
-              <w:left w:val="none" w:sz="0" w:space="0" w:color="000000"/>
-              <w:right w:val="none" w:sz="0" w:space="0" w:color="000000"/>
-            </w:tcBorders>
-            <w:shd w:val="clear" w:color="auto" w:fill="FFFFFF"/>
-            <w:tcMar>
-              <w:top w:w="0" w:type="dxa"/>
-              <w:bottom w:w="0" w:type="dxa"/>
-              <w:left w:w="0" w:type="dxa"/>
-              <w:right w:w="0" w:type="dxa"/>
-            </w:tcMar>
-            <w:vAlign w:val="top"/>
-          </w:tcPr>
-          <w:p>
-            <w:pPr>
-              <w:pStyle w:val="Normal"/>
-              <w:jc w:val="center"/>
-              <w:pBdr>
-                <w:bottom w:val="none" w:sz="0" w:space="0" w:color="000000"/>
-                <w:top w:val="none" w:sz="0" w:space="0" w:color="000000"/>
-                <w:left w:val="none" w:sz="0" w:space="0" w:color="000000"/>
-                <w:right w:val="none" w:sz="0" w:space="0" w:color="000000"/>
-              </w:pBdr>
-              <w:spacing w:after="100" w:before="100" w:line="240"/>
-              <w:ind w:left="100" w:right="100" w:firstLine="0" w:firstLineChars="0"/>
-              <w:rPr>
-                <w:rFonts w:ascii="Helvetica" w:hAnsi="Helvetica" w:eastAsia="Helvetica" w:cs="Helvetica"/>
-                <w:i w:val="false"/>
-                <w:b w:val="false"/>
-                <w:u w:val="none"/>
-                <w:sz w:val="22"/>
-                <w:szCs w:val="22"/>
-                <w:color w:val="000000"/>
-              </w:rPr>
-            </w:pPr>
-            <w:r>
-              <w:rPr>
-                <w:rFonts w:ascii="Helvetica" w:hAnsi="Helvetica" w:eastAsia="Helvetica" w:cs="Helvetica"/>
-                <w:i w:val="false"/>
-                <w:b w:val="false"/>
-                <w:u w:val="none"/>
-                <w:sz w:val="22"/>
-                <w:szCs w:val="22"/>
-                <w:color w:val="000000"/>
-              </w:rPr>
-              <w:t xml:space="preserve">0.019</w:t>
+              <w:t xml:space="preserve">1.01, 1.06</w:t>
+            </w:r>
+          </w:p>
+        </w:tc>
+        <w:tc>
+          <w:tcPr>
+            <w:tcBorders>
+              <w:bottom w:val="none" w:sz="0" w:space="0" w:color="000000"/>
+              <w:top w:val="none" w:sz="0" w:space="0" w:color="000000"/>
+              <w:left w:val="none" w:sz="0" w:space="0" w:color="000000"/>
+              <w:right w:val="none" w:sz="0" w:space="0" w:color="000000"/>
+            </w:tcBorders>
+            <w:shd w:val="clear" w:color="auto" w:fill="FFFFFF"/>
+            <w:tcMar>
+              <w:top w:w="0" w:type="dxa"/>
+              <w:bottom w:w="0" w:type="dxa"/>
+              <w:left w:w="0" w:type="dxa"/>
+              <w:right w:w="0" w:type="dxa"/>
+            </w:tcMar>
+            <w:vAlign w:val="top"/>
+          </w:tcPr>
+          <w:p>
+            <w:pPr>
+              <w:pStyle w:val="Normal"/>
+              <w:jc w:val="center"/>
+              <w:pBdr>
+                <w:bottom w:val="none" w:sz="0" w:space="0" w:color="000000"/>
+                <w:top w:val="none" w:sz="0" w:space="0" w:color="000000"/>
+                <w:left w:val="none" w:sz="0" w:space="0" w:color="000000"/>
+                <w:right w:val="none" w:sz="0" w:space="0" w:color="000000"/>
+              </w:pBdr>
+              <w:spacing w:after="100" w:before="100" w:line="240"/>
+              <w:ind w:left="100" w:right="100" w:firstLine="0" w:firstLineChars="0"/>
+              <w:rPr>
+                <w:rFonts w:ascii="Helvetica" w:hAnsi="Helvetica" w:eastAsia="Helvetica" w:cs="Helvetica"/>
+                <w:i w:val="false"/>
+                <w:b w:val="false"/>
+                <w:u w:val="none"/>
+                <w:sz w:val="22"/>
+                <w:szCs w:val="22"/>
+                <w:color w:val="000000"/>
+              </w:rPr>
+            </w:pPr>
+            <w:r>
+              <w:rPr>
+                <w:rFonts w:ascii="Helvetica" w:hAnsi="Helvetica" w:eastAsia="Helvetica" w:cs="Helvetica"/>
+                <w:i w:val="false"/>
+                <w:b w:val="false"/>
+                <w:u w:val="none"/>
+                <w:sz w:val="22"/>
+                <w:szCs w:val="22"/>
+                <w:color w:val="000000"/>
+              </w:rPr>
+              <w:t xml:space="preserve">0.018</w:t>
             </w:r>
           </w:p>
         </w:tc>
@@ -15699,7 +15699,7 @@
                 <w:szCs w:val="22"/>
                 <w:color w:val="000000"/>
               </w:rPr>
-              <w:t xml:space="preserve">0.380</w:t>
+              <w:t xml:space="preserve">0.370</w:t>
             </w:r>
           </w:p>
         </w:tc>
@@ -15970,7 +15970,7 @@
                 <w:szCs w:val="22"/>
                 <w:color w:val="000000"/>
               </w:rPr>
-              <w:t xml:space="preserve">0.550</w:t>
+              <w:t xml:space="preserve">0.540</w:t>
             </w:r>
           </w:p>
         </w:tc>
@@ -16129,7 +16129,7 @@
                 <w:szCs w:val="22"/>
                 <w:color w:val="000000"/>
               </w:rPr>
-              <w:t xml:space="preserve">0.51, 1.15</w:t>
+              <w:t xml:space="preserve">0.51, 1.16</w:t>
             </w:r>
           </w:p>
         </w:tc>
@@ -16559,7 +16559,7 @@
                 <w:szCs w:val="22"/>
                 <w:color w:val="000000"/>
               </w:rPr>
-              <w:t xml:space="preserve">0.51</w:t>
+              <w:t xml:space="preserve">0.50</w:t>
             </w:r>
           </w:p>
         </w:tc>
@@ -16665,7 +16665,7 @@
                 <w:szCs w:val="22"/>
                 <w:color w:val="000000"/>
               </w:rPr>
-              <w:t xml:space="preserve">0.032</w:t>
+              <w:t xml:space="preserve">0.031</w:t>
             </w:r>
           </w:p>
         </w:tc>
@@ -16883,60 +16883,60 @@
                 <w:szCs w:val="22"/>
                 <w:color w:val="000000"/>
               </w:rPr>
-              <w:t xml:space="preserve">0.64, 1.54</w:t>
-            </w:r>
-          </w:p>
-        </w:tc>
-        <w:tc>
-          <w:tcPr>
-            <w:tcBorders>
-              <w:bottom w:val="none" w:sz="0" w:space="0" w:color="000000"/>
-              <w:top w:val="none" w:sz="0" w:space="0" w:color="000000"/>
-              <w:left w:val="none" w:sz="0" w:space="0" w:color="000000"/>
-              <w:right w:val="none" w:sz="0" w:space="0" w:color="000000"/>
-            </w:tcBorders>
-            <w:shd w:val="clear" w:color="auto" w:fill="FFFFFF"/>
-            <w:tcMar>
-              <w:top w:w="0" w:type="dxa"/>
-              <w:bottom w:w="0" w:type="dxa"/>
-              <w:left w:w="0" w:type="dxa"/>
-              <w:right w:w="0" w:type="dxa"/>
-            </w:tcMar>
-            <w:vAlign w:val="top"/>
-          </w:tcPr>
-          <w:p>
-            <w:pPr>
-              <w:pStyle w:val="Normal"/>
-              <w:jc w:val="center"/>
-              <w:pBdr>
-                <w:bottom w:val="none" w:sz="0" w:space="0" w:color="000000"/>
-                <w:top w:val="none" w:sz="0" w:space="0" w:color="000000"/>
-                <w:left w:val="none" w:sz="0" w:space="0" w:color="000000"/>
-                <w:right w:val="none" w:sz="0" w:space="0" w:color="000000"/>
-              </w:pBdr>
-              <w:spacing w:after="100" w:before="100" w:line="240"/>
-              <w:ind w:left="100" w:right="100" w:firstLine="0" w:firstLineChars="0"/>
-              <w:rPr>
-                <w:rFonts w:ascii="Helvetica" w:hAnsi="Helvetica" w:eastAsia="Helvetica" w:cs="Helvetica"/>
-                <w:i w:val="false"/>
-                <w:b w:val="false"/>
-                <w:u w:val="none"/>
-                <w:sz w:val="22"/>
-                <w:szCs w:val="22"/>
-                <w:color w:val="000000"/>
-              </w:rPr>
-            </w:pPr>
-            <w:r>
-              <w:rPr>
-                <w:rFonts w:ascii="Helvetica" w:hAnsi="Helvetica" w:eastAsia="Helvetica" w:cs="Helvetica"/>
-                <w:i w:val="false"/>
-                <w:b w:val="false"/>
-                <w:u w:val="none"/>
-                <w:sz w:val="22"/>
-                <w:szCs w:val="22"/>
-                <w:color w:val="000000"/>
-              </w:rPr>
-              <w:t xml:space="preserve">0.980</w:t>
+              <w:t xml:space="preserve">0.65, 1.55</w:t>
+            </w:r>
+          </w:p>
+        </w:tc>
+        <w:tc>
+          <w:tcPr>
+            <w:tcBorders>
+              <w:bottom w:val="none" w:sz="0" w:space="0" w:color="000000"/>
+              <w:top w:val="none" w:sz="0" w:space="0" w:color="000000"/>
+              <w:left w:val="none" w:sz="0" w:space="0" w:color="000000"/>
+              <w:right w:val="none" w:sz="0" w:space="0" w:color="000000"/>
+            </w:tcBorders>
+            <w:shd w:val="clear" w:color="auto" w:fill="FFFFFF"/>
+            <w:tcMar>
+              <w:top w:w="0" w:type="dxa"/>
+              <w:bottom w:w="0" w:type="dxa"/>
+              <w:left w:w="0" w:type="dxa"/>
+              <w:right w:w="0" w:type="dxa"/>
+            </w:tcMar>
+            <w:vAlign w:val="top"/>
+          </w:tcPr>
+          <w:p>
+            <w:pPr>
+              <w:pStyle w:val="Normal"/>
+              <w:jc w:val="center"/>
+              <w:pBdr>
+                <w:bottom w:val="none" w:sz="0" w:space="0" w:color="000000"/>
+                <w:top w:val="none" w:sz="0" w:space="0" w:color="000000"/>
+                <w:left w:val="none" w:sz="0" w:space="0" w:color="000000"/>
+                <w:right w:val="none" w:sz="0" w:space="0" w:color="000000"/>
+              </w:pBdr>
+              <w:spacing w:after="100" w:before="100" w:line="240"/>
+              <w:ind w:left="100" w:right="100" w:firstLine="0" w:firstLineChars="0"/>
+              <w:rPr>
+                <w:rFonts w:ascii="Helvetica" w:hAnsi="Helvetica" w:eastAsia="Helvetica" w:cs="Helvetica"/>
+                <w:i w:val="false"/>
+                <w:b w:val="false"/>
+                <w:u w:val="none"/>
+                <w:sz w:val="22"/>
+                <w:szCs w:val="22"/>
+                <w:color w:val="000000"/>
+              </w:rPr>
+            </w:pPr>
+            <w:r>
+              <w:rPr>
+                <w:rFonts w:ascii="Helvetica" w:hAnsi="Helvetica" w:eastAsia="Helvetica" w:cs="Helvetica"/>
+                <w:i w:val="false"/>
+                <w:b w:val="false"/>
+                <w:u w:val="none"/>
+                <w:sz w:val="22"/>
+                <w:szCs w:val="22"/>
+                <w:color w:val="000000"/>
+              </w:rPr>
+              <w:t xml:space="preserve">&gt;0.999</w:t>
             </w:r>
           </w:p>
         </w:tc>
@@ -17148,7 +17148,7 @@
                 <w:szCs w:val="22"/>
                 <w:color w:val="000000"/>
               </w:rPr>
-              <w:t xml:space="preserve">&gt;0.999</w:t>
+              <w:t xml:space="preserve">0.990</w:t>
             </w:r>
           </w:p>
         </w:tc>
@@ -17419,7 +17419,7 @@
                 <w:szCs w:val="22"/>
                 <w:color w:val="000000"/>
               </w:rPr>
-              <w:t xml:space="preserve">0.670</w:t>
+              <w:t xml:space="preserve">0.690</w:t>
             </w:r>
           </w:p>
         </w:tc>
@@ -17525,7 +17525,7 @@
                 <w:szCs w:val="22"/>
                 <w:color w:val="000000"/>
               </w:rPr>
-              <w:t xml:space="preserve">1.0</w:t>
+              <w:t xml:space="preserve">1.00</w:t>
             </w:r>
           </w:p>
         </w:tc>
@@ -17631,7 +17631,7 @@
                 <w:szCs w:val="22"/>
                 <w:color w:val="000000"/>
               </w:rPr>
-              <w:t xml:space="preserve">0.140</w:t>
+              <w:t xml:space="preserve">0.150</w:t>
             </w:r>
           </w:p>
         </w:tc>
